--- a/flow/20230914_vu_template/drafts/2024-08-g/25-НД-Гл.5-Вартоломея,ап. Тита.docx
+++ b/flow/20230914_vu_template/drafts/2024-08-g/25-НД-Гл.5-Вартоломея,ап. Тита.docx
@@ -5520,7 +5520,7 @@
     </w:p>
     <w:p>
       <w:pPr>
-        <w:pStyle w:val="Normal"/>
+        <w:pStyle w:val="a"/>
         <w:spacing w:after="120"/>
       </w:pPr>
       <w:r>
@@ -5538,7 +5538,308 @@
           <w:rFonts w:ascii="Times New Roman" w:hAnsi="Times New Roman"/>
           <w:sz w:val="24"/>
         </w:rPr>
-        <w:t>Зорю́ незахі́дну * многосві́тлого Со́нця, * не́бо одушевле́нне, * що повіда́є сла́ву Бо́жу спаси́тельну, * боже́ственного пропові́дника, * світи́ло язи́чників, * ріку́, що пролива́є стру́мені знання́ * і напо́ює ві́рних серця́ * – ублажі́мо щи́ро Вартоломе́я сла́вного.</w:t>
+        <w:t xml:space="preserve">Зорю́ </w:t>
+      </w:r>
+      <w:r>
+        <w:rPr>
+          <w:rFonts w:ascii="Times New Roman" w:hAnsi="Times New Roman"/>
+          <w:sz w:val="24"/>
+        </w:rPr>
+        <w:t>незахі́дну</w:t>
+      </w:r>
+      <w:r>
+        <w:rPr>
+          <w:rFonts w:ascii="Times New Roman" w:hAnsi="Times New Roman"/>
+          <w:sz w:val="24"/>
+        </w:rPr>
+        <w:t xml:space="preserve"> * </w:t>
+      </w:r>
+      <w:r>
+        <w:rPr>
+          <w:rFonts w:ascii="Times New Roman" w:hAnsi="Times New Roman"/>
+          <w:sz w:val="24"/>
+        </w:rPr>
+        <w:t>многосві́тлого</w:t>
+      </w:r>
+      <w:r>
+        <w:rPr>
+          <w:rFonts w:ascii="Times New Roman" w:hAnsi="Times New Roman"/>
+          <w:sz w:val="24"/>
+        </w:rPr>
+        <w:t xml:space="preserve"> </w:t>
+      </w:r>
+      <w:r>
+        <w:rPr>
+          <w:rFonts w:ascii="Times New Roman" w:hAnsi="Times New Roman"/>
+          <w:sz w:val="24"/>
+        </w:rPr>
+        <w:t>Со́нця</w:t>
+      </w:r>
+      <w:r>
+        <w:rPr>
+          <w:rFonts w:ascii="Times New Roman" w:hAnsi="Times New Roman"/>
+          <w:sz w:val="24"/>
+        </w:rPr>
+        <w:t xml:space="preserve">, * </w:t>
+      </w:r>
+      <w:r>
+        <w:rPr>
+          <w:rFonts w:ascii="Times New Roman" w:hAnsi="Times New Roman"/>
+          <w:sz w:val="24"/>
+        </w:rPr>
+        <w:t>не́бо</w:t>
+      </w:r>
+      <w:r>
+        <w:rPr>
+          <w:rFonts w:ascii="Times New Roman" w:hAnsi="Times New Roman"/>
+          <w:sz w:val="24"/>
+        </w:rPr>
+        <w:t xml:space="preserve"> </w:t>
+      </w:r>
+      <w:r>
+        <w:rPr>
+          <w:rFonts w:ascii="Times New Roman" w:hAnsi="Times New Roman"/>
+          <w:sz w:val="24"/>
+        </w:rPr>
+        <w:t>одушевле́нне</w:t>
+      </w:r>
+      <w:r>
+        <w:rPr>
+          <w:rFonts w:ascii="Times New Roman" w:hAnsi="Times New Roman"/>
+          <w:sz w:val="24"/>
+        </w:rPr>
+        <w:t xml:space="preserve">, * що </w:t>
+      </w:r>
+      <w:r>
+        <w:rPr>
+          <w:rFonts w:ascii="Times New Roman" w:hAnsi="Times New Roman"/>
+          <w:sz w:val="24"/>
+        </w:rPr>
+        <w:t>повіда́є</w:t>
+      </w:r>
+      <w:r>
+        <w:rPr>
+          <w:rFonts w:ascii="Times New Roman" w:hAnsi="Times New Roman"/>
+          <w:sz w:val="24"/>
+        </w:rPr>
+        <w:t xml:space="preserve"> </w:t>
+      </w:r>
+      <w:r>
+        <w:rPr>
+          <w:rFonts w:ascii="Times New Roman" w:hAnsi="Times New Roman"/>
+          <w:sz w:val="24"/>
+        </w:rPr>
+        <w:t>сла́ву</w:t>
+      </w:r>
+      <w:r>
+        <w:rPr>
+          <w:rFonts w:ascii="Times New Roman" w:hAnsi="Times New Roman"/>
+          <w:sz w:val="24"/>
+        </w:rPr>
+        <w:t xml:space="preserve"> </w:t>
+      </w:r>
+      <w:r>
+        <w:rPr>
+          <w:rFonts w:ascii="Times New Roman" w:hAnsi="Times New Roman"/>
+          <w:sz w:val="24"/>
+        </w:rPr>
+        <w:t>Бо́жу</w:t>
+      </w:r>
+      <w:r>
+        <w:rPr>
+          <w:rFonts w:ascii="Times New Roman" w:hAnsi="Times New Roman"/>
+          <w:sz w:val="24"/>
+        </w:rPr>
+        <w:t xml:space="preserve"> </w:t>
+      </w:r>
+      <w:r>
+        <w:rPr>
+          <w:rFonts w:ascii="Times New Roman" w:hAnsi="Times New Roman"/>
+          <w:sz w:val="24"/>
+        </w:rPr>
+        <w:t>спаси́тельну</w:t>
+      </w:r>
+      <w:r>
+        <w:rPr>
+          <w:rFonts w:ascii="Times New Roman" w:hAnsi="Times New Roman"/>
+          <w:sz w:val="24"/>
+        </w:rPr>
+        <w:t xml:space="preserve">, * </w:t>
+      </w:r>
+      <w:r>
+        <w:rPr>
+          <w:rFonts w:ascii="Times New Roman" w:hAnsi="Times New Roman"/>
+          <w:sz w:val="24"/>
+        </w:rPr>
+        <w:t>боже́ственн</w:t>
+      </w:r>
+      <w:r>
+        <w:rPr>
+          <w:rFonts w:ascii="Times New Roman" w:hAnsi="Times New Roman"/>
+          <w:sz w:val="24"/>
+        </w:rPr>
+        <w:t>ого</w:t>
+      </w:r>
+      <w:r>
+        <w:rPr>
+          <w:rFonts w:ascii="Times New Roman" w:hAnsi="Times New Roman"/>
+          <w:sz w:val="24"/>
+        </w:rPr>
+        <w:t xml:space="preserve"> </w:t>
+      </w:r>
+      <w:r>
+        <w:rPr>
+          <w:rFonts w:ascii="Times New Roman" w:hAnsi="Times New Roman"/>
+          <w:sz w:val="24"/>
+        </w:rPr>
+        <w:t>пропові́дника</w:t>
+      </w:r>
+      <w:r>
+        <w:rPr>
+          <w:rFonts w:ascii="Times New Roman" w:hAnsi="Times New Roman"/>
+          <w:sz w:val="24"/>
+        </w:rPr>
+        <w:t xml:space="preserve">, * </w:t>
+      </w:r>
+      <w:r>
+        <w:rPr>
+          <w:rFonts w:ascii="Times New Roman" w:hAnsi="Times New Roman"/>
+          <w:sz w:val="24"/>
+        </w:rPr>
+        <w:t>світи́ло</w:t>
+      </w:r>
+      <w:r>
+        <w:rPr>
+          <w:rFonts w:ascii="Times New Roman" w:hAnsi="Times New Roman"/>
+          <w:sz w:val="24"/>
+        </w:rPr>
+        <w:t xml:space="preserve"> </w:t>
+      </w:r>
+      <w:r>
+        <w:rPr>
+          <w:rFonts w:ascii="Times New Roman" w:hAnsi="Times New Roman"/>
+          <w:sz w:val="24"/>
+        </w:rPr>
+        <w:t>язи́чників</w:t>
+      </w:r>
+      <w:r>
+        <w:rPr>
+          <w:rFonts w:ascii="Times New Roman" w:hAnsi="Times New Roman"/>
+          <w:sz w:val="24"/>
+        </w:rPr>
+        <w:t xml:space="preserve">, * ріку́, що </w:t>
+      </w:r>
+      <w:r>
+        <w:rPr>
+          <w:rFonts w:ascii="Times New Roman" w:hAnsi="Times New Roman"/>
+          <w:sz w:val="24"/>
+        </w:rPr>
+        <w:t>пролива́є</w:t>
+      </w:r>
+      <w:r>
+        <w:rPr>
+          <w:rFonts w:ascii="Times New Roman" w:hAnsi="Times New Roman"/>
+          <w:sz w:val="24"/>
+        </w:rPr>
+        <w:t xml:space="preserve"> </w:t>
+      </w:r>
+      <w:r>
+        <w:rPr>
+          <w:rFonts w:ascii="Times New Roman" w:hAnsi="Times New Roman"/>
+          <w:sz w:val="24"/>
+        </w:rPr>
+        <w:t>стру́мені</w:t>
+      </w:r>
+      <w:r>
+        <w:rPr>
+          <w:rFonts w:ascii="Times New Roman" w:hAnsi="Times New Roman"/>
+          <w:sz w:val="24"/>
+        </w:rPr>
+        <w:t xml:space="preserve"> знання́ * і </w:t>
+      </w:r>
+      <w:r>
+        <w:rPr>
+          <w:rFonts w:ascii="Times New Roman" w:hAnsi="Times New Roman"/>
+          <w:sz w:val="24"/>
+        </w:rPr>
+        <w:t>напо́ює</w:t>
+      </w:r>
+      <w:r>
+        <w:rPr>
+          <w:rFonts w:ascii="Times New Roman" w:hAnsi="Times New Roman"/>
+          <w:sz w:val="24"/>
+        </w:rPr>
+        <w:t xml:space="preserve"> </w:t>
+      </w:r>
+      <w:r>
+        <w:rPr>
+          <w:rFonts w:ascii="Times New Roman" w:hAnsi="Times New Roman"/>
+          <w:sz w:val="24"/>
+        </w:rPr>
+        <w:t>ві́рних</w:t>
+      </w:r>
+      <w:r>
+        <w:rPr>
+          <w:rFonts w:ascii="Times New Roman" w:hAnsi="Times New Roman"/>
+          <w:sz w:val="24"/>
+        </w:rPr>
+        <w:t xml:space="preserve"> серця́ * – </w:t>
+      </w:r>
+      <w:r>
+        <w:rPr>
+          <w:rFonts w:ascii="Times New Roman" w:hAnsi="Times New Roman"/>
+          <w:sz w:val="24"/>
+        </w:rPr>
+        <w:t>ублажі́мо</w:t>
+      </w:r>
+      <w:r>
+        <w:rPr>
+          <w:rFonts w:ascii="Times New Roman" w:hAnsi="Times New Roman"/>
+          <w:sz w:val="24"/>
+        </w:rPr>
+        <w:t xml:space="preserve"> </w:t>
+      </w:r>
+      <w:r>
+        <w:rPr>
+          <w:rFonts w:ascii="Times New Roman" w:hAnsi="Times New Roman"/>
+          <w:sz w:val="24"/>
+        </w:rPr>
+        <w:t>щи́ро</w:t>
+      </w:r>
+      <w:r>
+        <w:rPr>
+          <w:rFonts w:ascii="Times New Roman" w:hAnsi="Times New Roman"/>
+          <w:sz w:val="24"/>
+        </w:rPr>
+        <w:t xml:space="preserve"> </w:t>
+      </w:r>
+      <w:r>
+        <w:rPr>
+          <w:rFonts w:ascii="Times New Roman" w:hAnsi="Times New Roman"/>
+          <w:sz w:val="24"/>
+        </w:rPr>
+        <w:t>Вартоломе́я</w:t>
+      </w:r>
+      <w:r>
+        <w:rPr>
+          <w:rFonts w:ascii="Times New Roman" w:hAnsi="Times New Roman"/>
+          <w:sz w:val="24"/>
+        </w:rPr>
+        <w:t xml:space="preserve"> </w:t>
+      </w:r>
+      <w:r>
+        <w:rPr>
+          <w:rFonts w:ascii="Times New Roman" w:hAnsi="Times New Roman"/>
+          <w:sz w:val="24"/>
+        </w:rPr>
+        <w:t>сла́вного</w:t>
+      </w:r>
+      <w:r>
+        <w:rPr>
+          <w:rFonts w:ascii="Times New Roman" w:hAnsi="Times New Roman"/>
+          <w:sz w:val="24"/>
+        </w:rPr>
+        <w:t>.</w:t>
       </w:r>
     </w:p>
     <w:p>
@@ -5576,7 +5877,7 @@
     </w:p>
     <w:p>
       <w:pPr>
-        <w:pStyle w:val="Normal"/>
+        <w:pStyle w:val="a"/>
         <w:spacing w:after="120"/>
       </w:pPr>
       <w:r>
@@ -5584,7 +5885,343 @@
           <w:rFonts w:ascii="Times New Roman" w:hAnsi="Times New Roman"/>
           <w:sz w:val="24"/>
         </w:rPr>
-        <w:t>Ма́ндри твої́ яви́лися в мо́рі, апо́столе, * я́вно переви́щуючи лю́дський ро́зум: * бо ти, вки́нутий з ковче́гом, * до За́ходу ли́нув зі Схо́ду, * ма́ючи зоба́біч му́чеників, * що слі́дували за тобо́ю * і честь твори́ли, * повелі́ннями Влади́ки все́світу, * Вартоломе́ю апо́столе.</w:t>
+        <w:t>Ма́ндри</w:t>
+      </w:r>
+      <w:r>
+        <w:rPr>
+          <w:rFonts w:ascii="Times New Roman" w:hAnsi="Times New Roman"/>
+          <w:sz w:val="24"/>
+        </w:rPr>
+        <w:t xml:space="preserve"> твої́ </w:t>
+      </w:r>
+      <w:r>
+        <w:rPr>
+          <w:rFonts w:ascii="Times New Roman" w:hAnsi="Times New Roman"/>
+          <w:sz w:val="24"/>
+        </w:rPr>
+        <w:t>яви́лися</w:t>
+      </w:r>
+      <w:r>
+        <w:rPr>
+          <w:rFonts w:ascii="Times New Roman" w:hAnsi="Times New Roman"/>
+          <w:sz w:val="24"/>
+        </w:rPr>
+        <w:t xml:space="preserve"> в </w:t>
+      </w:r>
+      <w:r>
+        <w:rPr>
+          <w:rFonts w:ascii="Times New Roman" w:hAnsi="Times New Roman"/>
+          <w:sz w:val="24"/>
+        </w:rPr>
+        <w:t>мо́рі</w:t>
+      </w:r>
+      <w:r>
+        <w:rPr>
+          <w:rFonts w:ascii="Times New Roman" w:hAnsi="Times New Roman"/>
+          <w:sz w:val="24"/>
+        </w:rPr>
+        <w:t xml:space="preserve">, </w:t>
+      </w:r>
+      <w:r>
+        <w:rPr>
+          <w:rFonts w:ascii="Times New Roman" w:hAnsi="Times New Roman"/>
+          <w:sz w:val="24"/>
+        </w:rPr>
+        <w:t>апо́столе</w:t>
+      </w:r>
+      <w:r>
+        <w:rPr>
+          <w:rFonts w:ascii="Times New Roman" w:hAnsi="Times New Roman"/>
+          <w:sz w:val="24"/>
+        </w:rPr>
+        <w:t xml:space="preserve">, * </w:t>
+      </w:r>
+      <w:r>
+        <w:rPr>
+          <w:rFonts w:ascii="Times New Roman" w:hAnsi="Times New Roman"/>
+          <w:sz w:val="24"/>
+        </w:rPr>
+        <w:t>я́вно</w:t>
+      </w:r>
+      <w:r>
+        <w:rPr>
+          <w:rFonts w:ascii="Times New Roman" w:hAnsi="Times New Roman"/>
+          <w:sz w:val="24"/>
+        </w:rPr>
+        <w:t xml:space="preserve"> </w:t>
+      </w:r>
+      <w:r>
+        <w:rPr>
+          <w:rFonts w:ascii="Times New Roman" w:hAnsi="Times New Roman"/>
+          <w:sz w:val="24"/>
+        </w:rPr>
+        <w:t>переви́щуючи</w:t>
+      </w:r>
+      <w:r>
+        <w:rPr>
+          <w:rFonts w:ascii="Times New Roman" w:hAnsi="Times New Roman"/>
+          <w:sz w:val="24"/>
+        </w:rPr>
+        <w:t xml:space="preserve"> </w:t>
+      </w:r>
+      <w:r>
+        <w:rPr>
+          <w:rFonts w:ascii="Times New Roman" w:hAnsi="Times New Roman"/>
+          <w:sz w:val="24"/>
+        </w:rPr>
+        <w:t>лю́дський</w:t>
+      </w:r>
+      <w:r>
+        <w:rPr>
+          <w:rFonts w:ascii="Times New Roman" w:hAnsi="Times New Roman"/>
+          <w:sz w:val="24"/>
+        </w:rPr>
+        <w:t xml:space="preserve"> </w:t>
+      </w:r>
+      <w:r>
+        <w:rPr>
+          <w:rFonts w:ascii="Times New Roman" w:hAnsi="Times New Roman"/>
+          <w:sz w:val="24"/>
+        </w:rPr>
+        <w:t>ро́зум</w:t>
+      </w:r>
+      <w:r>
+        <w:rPr>
+          <w:rFonts w:ascii="Times New Roman" w:hAnsi="Times New Roman"/>
+          <w:sz w:val="24"/>
+        </w:rPr>
+        <w:t xml:space="preserve">: * бо ти, </w:t>
+      </w:r>
+      <w:r>
+        <w:rPr>
+          <w:rFonts w:ascii="Times New Roman" w:hAnsi="Times New Roman"/>
+          <w:sz w:val="24"/>
+        </w:rPr>
+        <w:t>вки́нутий</w:t>
+      </w:r>
+      <w:r>
+        <w:rPr>
+          <w:rFonts w:ascii="Times New Roman" w:hAnsi="Times New Roman"/>
+          <w:sz w:val="24"/>
+        </w:rPr>
+        <w:t xml:space="preserve"> з </w:t>
+      </w:r>
+      <w:r>
+        <w:rPr>
+          <w:rFonts w:ascii="Times New Roman" w:hAnsi="Times New Roman"/>
+          <w:sz w:val="24"/>
+        </w:rPr>
+        <w:t>к</w:t>
+      </w:r>
+      <w:r>
+        <w:rPr>
+          <w:rFonts w:ascii="Times New Roman" w:hAnsi="Times New Roman"/>
+          <w:sz w:val="24"/>
+        </w:rPr>
+        <w:t>овче́гом</w:t>
+      </w:r>
+      <w:r>
+        <w:rPr>
+          <w:rFonts w:ascii="Times New Roman" w:hAnsi="Times New Roman"/>
+          <w:sz w:val="24"/>
+        </w:rPr>
+        <w:t xml:space="preserve">, * до </w:t>
+      </w:r>
+      <w:r>
+        <w:rPr>
+          <w:rFonts w:ascii="Times New Roman" w:hAnsi="Times New Roman"/>
+          <w:sz w:val="24"/>
+        </w:rPr>
+        <w:t>За́ходу</w:t>
+      </w:r>
+      <w:r>
+        <w:rPr>
+          <w:rFonts w:ascii="Times New Roman" w:hAnsi="Times New Roman"/>
+          <w:sz w:val="24"/>
+        </w:rPr>
+        <w:t xml:space="preserve"> </w:t>
+      </w:r>
+      <w:r>
+        <w:rPr>
+          <w:rFonts w:ascii="Times New Roman" w:hAnsi="Times New Roman"/>
+          <w:sz w:val="24"/>
+        </w:rPr>
+        <w:t>ли́нув</w:t>
+      </w:r>
+      <w:r>
+        <w:rPr>
+          <w:rFonts w:ascii="Times New Roman" w:hAnsi="Times New Roman"/>
+          <w:sz w:val="24"/>
+        </w:rPr>
+        <w:t xml:space="preserve"> зі </w:t>
+      </w:r>
+      <w:r>
+        <w:rPr>
+          <w:rFonts w:ascii="Times New Roman" w:hAnsi="Times New Roman"/>
+          <w:sz w:val="24"/>
+        </w:rPr>
+        <w:t>Схо́ду</w:t>
+      </w:r>
+      <w:r>
+        <w:rPr>
+          <w:rFonts w:ascii="Times New Roman" w:hAnsi="Times New Roman"/>
+          <w:sz w:val="24"/>
+        </w:rPr>
+        <w:t xml:space="preserve">, * </w:t>
+      </w:r>
+      <w:r>
+        <w:rPr>
+          <w:rFonts w:ascii="Times New Roman" w:hAnsi="Times New Roman"/>
+          <w:sz w:val="24"/>
+        </w:rPr>
+        <w:t>ма́ючи</w:t>
+      </w:r>
+      <w:r>
+        <w:rPr>
+          <w:rFonts w:ascii="Times New Roman" w:hAnsi="Times New Roman"/>
+          <w:sz w:val="24"/>
+        </w:rPr>
+        <w:t xml:space="preserve"> </w:t>
+      </w:r>
+      <w:r>
+        <w:rPr>
+          <w:rFonts w:ascii="Times New Roman" w:hAnsi="Times New Roman"/>
+          <w:sz w:val="24"/>
+        </w:rPr>
+        <w:t>зоба́біч</w:t>
+      </w:r>
+      <w:r>
+        <w:rPr>
+          <w:rFonts w:ascii="Times New Roman" w:hAnsi="Times New Roman"/>
+          <w:sz w:val="24"/>
+        </w:rPr>
+        <w:t xml:space="preserve"> </w:t>
+      </w:r>
+      <w:r>
+        <w:rPr>
+          <w:rFonts w:ascii="Times New Roman" w:hAnsi="Times New Roman"/>
+          <w:sz w:val="24"/>
+        </w:rPr>
+        <w:t>му́чеників</w:t>
+      </w:r>
+      <w:r>
+        <w:rPr>
+          <w:rFonts w:ascii="Times New Roman" w:hAnsi="Times New Roman"/>
+          <w:sz w:val="24"/>
+        </w:rPr>
+        <w:t xml:space="preserve">, * що </w:t>
+      </w:r>
+      <w:r>
+        <w:rPr>
+          <w:rFonts w:ascii="Times New Roman" w:hAnsi="Times New Roman"/>
+          <w:sz w:val="24"/>
+        </w:rPr>
+        <w:t>слі́дували</w:t>
+      </w:r>
+      <w:r>
+        <w:rPr>
+          <w:rFonts w:ascii="Times New Roman" w:hAnsi="Times New Roman"/>
+          <w:sz w:val="24"/>
+        </w:rPr>
+        <w:t xml:space="preserve"> за </w:t>
+      </w:r>
+      <w:r>
+        <w:rPr>
+          <w:rFonts w:ascii="Times New Roman" w:hAnsi="Times New Roman"/>
+          <w:sz w:val="24"/>
+        </w:rPr>
+        <w:t>тобо́ю</w:t>
+      </w:r>
+      <w:r>
+        <w:rPr>
+          <w:rFonts w:ascii="Times New Roman" w:hAnsi="Times New Roman"/>
+          <w:sz w:val="24"/>
+        </w:rPr>
+        <w:t xml:space="preserve"> * і честь </w:t>
+      </w:r>
+      <w:r>
+        <w:rPr>
+          <w:rFonts w:ascii="Times New Roman" w:hAnsi="Times New Roman"/>
+          <w:sz w:val="24"/>
+        </w:rPr>
+        <w:t>твори́ли</w:t>
+      </w:r>
+      <w:r>
+        <w:rPr>
+          <w:rFonts w:ascii="Times New Roman" w:hAnsi="Times New Roman"/>
+          <w:sz w:val="24"/>
+        </w:rPr>
+        <w:t xml:space="preserve">, * </w:t>
+      </w:r>
+      <w:r>
+        <w:rPr>
+          <w:rFonts w:ascii="Times New Roman" w:hAnsi="Times New Roman"/>
+          <w:sz w:val="24"/>
+        </w:rPr>
+        <w:t>повелі́ннями</w:t>
+      </w:r>
+      <w:r>
+        <w:rPr>
+          <w:rFonts w:ascii="Times New Roman" w:hAnsi="Times New Roman"/>
+          <w:sz w:val="24"/>
+        </w:rPr>
+        <w:t xml:space="preserve"> </w:t>
+      </w:r>
+      <w:r>
+        <w:rPr>
+          <w:rFonts w:ascii="Times New Roman" w:hAnsi="Times New Roman"/>
+          <w:sz w:val="24"/>
+        </w:rPr>
+        <w:t>Влади́ки</w:t>
+      </w:r>
+      <w:r>
+        <w:rPr>
+          <w:rFonts w:ascii="Times New Roman" w:hAnsi="Times New Roman"/>
+          <w:sz w:val="24"/>
+        </w:rPr>
+        <w:t xml:space="preserve"> </w:t>
+      </w:r>
+      <w:r>
+        <w:rPr>
+          <w:rFonts w:ascii="Times New Roman" w:hAnsi="Times New Roman"/>
+          <w:sz w:val="24"/>
+        </w:rPr>
+        <w:t>все́світу</w:t>
+      </w:r>
+      <w:r>
+        <w:rPr>
+          <w:rFonts w:ascii="Times New Roman" w:hAnsi="Times New Roman"/>
+          <w:sz w:val="24"/>
+        </w:rPr>
+        <w:t xml:space="preserve">, * </w:t>
+      </w:r>
+      <w:r>
+        <w:rPr>
+          <w:rFonts w:ascii="Times New Roman" w:hAnsi="Times New Roman"/>
+          <w:sz w:val="24"/>
+        </w:rPr>
+        <w:t>Вартоломе́ю</w:t>
+      </w:r>
+      <w:r>
+        <w:rPr>
+          <w:rFonts w:ascii="Times New Roman" w:hAnsi="Times New Roman"/>
+          <w:sz w:val="24"/>
+        </w:rPr>
+        <w:t xml:space="preserve"> </w:t>
+      </w:r>
+      <w:r>
+        <w:rPr>
+          <w:rFonts w:ascii="Times New Roman" w:hAnsi="Times New Roman"/>
+          <w:sz w:val="24"/>
+        </w:rPr>
+        <w:t>апо́столе</w:t>
+      </w:r>
+      <w:r>
+        <w:rPr>
+          <w:rFonts w:ascii="Times New Roman" w:hAnsi="Times New Roman"/>
+          <w:sz w:val="24"/>
+        </w:rPr>
+        <w:t>.</w:t>
       </w:r>
     </w:p>
     <w:p>
@@ -5632,7 +6269,7 @@
     </w:p>
     <w:p>
       <w:pPr>
-        <w:pStyle w:val="Normal"/>
+        <w:pStyle w:val="a"/>
         <w:spacing w:after="120"/>
       </w:pPr>
       <w:r>
@@ -5640,7 +6277,371 @@
           <w:rFonts w:ascii="Times New Roman" w:hAnsi="Times New Roman"/>
           <w:sz w:val="24"/>
         </w:rPr>
-        <w:t>Во́ду освяти́в єси́ * свої́м чуде́сним похо́дом * і до о́строва прибу́в єси́ Ліпа́рського, * ми́ро вито́чуючи, сла́вний, * і при́страсті невиліко́вні зціля́ючи, * і став єси́ для тамте́шніх жи́телів спаси́телем, * і при́хистком, і захиснико́м, * і ізбави́телем пе́ред усі́х Царе́м і Спа́сом, * Вартоломе́ю апо́столе.</w:t>
+        <w:t>Во́ду</w:t>
+      </w:r>
+      <w:r>
+        <w:rPr>
+          <w:rFonts w:ascii="Times New Roman" w:hAnsi="Times New Roman"/>
+          <w:sz w:val="24"/>
+        </w:rPr>
+        <w:t xml:space="preserve"> </w:t>
+      </w:r>
+      <w:r>
+        <w:rPr>
+          <w:rFonts w:ascii="Times New Roman" w:hAnsi="Times New Roman"/>
+          <w:sz w:val="24"/>
+        </w:rPr>
+        <w:t>освяти́в</w:t>
+      </w:r>
+      <w:r>
+        <w:rPr>
+          <w:rFonts w:ascii="Times New Roman" w:hAnsi="Times New Roman"/>
+          <w:sz w:val="24"/>
+        </w:rPr>
+        <w:t xml:space="preserve"> єси́ * </w:t>
+      </w:r>
+      <w:r>
+        <w:rPr>
+          <w:rFonts w:ascii="Times New Roman" w:hAnsi="Times New Roman"/>
+          <w:sz w:val="24"/>
+        </w:rPr>
+        <w:t>свої́м</w:t>
+      </w:r>
+      <w:r>
+        <w:rPr>
+          <w:rFonts w:ascii="Times New Roman" w:hAnsi="Times New Roman"/>
+          <w:sz w:val="24"/>
+        </w:rPr>
+        <w:t xml:space="preserve"> </w:t>
+      </w:r>
+      <w:r>
+        <w:rPr>
+          <w:rFonts w:ascii="Times New Roman" w:hAnsi="Times New Roman"/>
+          <w:sz w:val="24"/>
+        </w:rPr>
+        <w:t>чуде́сним</w:t>
+      </w:r>
+      <w:r>
+        <w:rPr>
+          <w:rFonts w:ascii="Times New Roman" w:hAnsi="Times New Roman"/>
+          <w:sz w:val="24"/>
+        </w:rPr>
+        <w:t xml:space="preserve"> </w:t>
+      </w:r>
+      <w:r>
+        <w:rPr>
+          <w:rFonts w:ascii="Times New Roman" w:hAnsi="Times New Roman"/>
+          <w:sz w:val="24"/>
+        </w:rPr>
+        <w:t>похо́дом</w:t>
+      </w:r>
+      <w:r>
+        <w:rPr>
+          <w:rFonts w:ascii="Times New Roman" w:hAnsi="Times New Roman"/>
+          <w:sz w:val="24"/>
+        </w:rPr>
+        <w:t xml:space="preserve"> * і до </w:t>
+      </w:r>
+      <w:r>
+        <w:rPr>
+          <w:rFonts w:ascii="Times New Roman" w:hAnsi="Times New Roman"/>
+          <w:sz w:val="24"/>
+        </w:rPr>
+        <w:t>о́строва</w:t>
+      </w:r>
+      <w:r>
+        <w:rPr>
+          <w:rFonts w:ascii="Times New Roman" w:hAnsi="Times New Roman"/>
+          <w:sz w:val="24"/>
+        </w:rPr>
+        <w:t xml:space="preserve"> </w:t>
+      </w:r>
+      <w:r>
+        <w:rPr>
+          <w:rFonts w:ascii="Times New Roman" w:hAnsi="Times New Roman"/>
+          <w:sz w:val="24"/>
+        </w:rPr>
+        <w:t>прибу́в</w:t>
+      </w:r>
+      <w:r>
+        <w:rPr>
+          <w:rFonts w:ascii="Times New Roman" w:hAnsi="Times New Roman"/>
+          <w:sz w:val="24"/>
+        </w:rPr>
+        <w:t xml:space="preserve"> єси́ </w:t>
+      </w:r>
+      <w:r>
+        <w:rPr>
+          <w:rFonts w:ascii="Times New Roman" w:hAnsi="Times New Roman"/>
+          <w:sz w:val="24"/>
+        </w:rPr>
+        <w:t>Лі</w:t>
+      </w:r>
+      <w:r>
+        <w:rPr>
+          <w:rFonts w:ascii="Times New Roman" w:hAnsi="Times New Roman"/>
+          <w:sz w:val="24"/>
+        </w:rPr>
+        <w:t>па́рського</w:t>
+      </w:r>
+      <w:r>
+        <w:rPr>
+          <w:rFonts w:ascii="Times New Roman" w:hAnsi="Times New Roman"/>
+          <w:sz w:val="24"/>
+        </w:rPr>
+        <w:t xml:space="preserve">, * </w:t>
+      </w:r>
+      <w:r>
+        <w:rPr>
+          <w:rFonts w:ascii="Times New Roman" w:hAnsi="Times New Roman"/>
+          <w:sz w:val="24"/>
+        </w:rPr>
+        <w:t>ми́ро</w:t>
+      </w:r>
+      <w:r>
+        <w:rPr>
+          <w:rFonts w:ascii="Times New Roman" w:hAnsi="Times New Roman"/>
+          <w:sz w:val="24"/>
+        </w:rPr>
+        <w:t xml:space="preserve"> </w:t>
+      </w:r>
+      <w:r>
+        <w:rPr>
+          <w:rFonts w:ascii="Times New Roman" w:hAnsi="Times New Roman"/>
+          <w:sz w:val="24"/>
+        </w:rPr>
+        <w:t>вито́чуючи</w:t>
+      </w:r>
+      <w:r>
+        <w:rPr>
+          <w:rFonts w:ascii="Times New Roman" w:hAnsi="Times New Roman"/>
+          <w:sz w:val="24"/>
+        </w:rPr>
+        <w:t xml:space="preserve">, </w:t>
+      </w:r>
+      <w:r>
+        <w:rPr>
+          <w:rFonts w:ascii="Times New Roman" w:hAnsi="Times New Roman"/>
+          <w:sz w:val="24"/>
+        </w:rPr>
+        <w:t>сла́вний</w:t>
+      </w:r>
+      <w:r>
+        <w:rPr>
+          <w:rFonts w:ascii="Times New Roman" w:hAnsi="Times New Roman"/>
+          <w:sz w:val="24"/>
+        </w:rPr>
+        <w:t xml:space="preserve">, * і </w:t>
+      </w:r>
+      <w:r>
+        <w:rPr>
+          <w:rFonts w:ascii="Times New Roman" w:hAnsi="Times New Roman"/>
+          <w:sz w:val="24"/>
+        </w:rPr>
+        <w:t>при́страсті</w:t>
+      </w:r>
+      <w:r>
+        <w:rPr>
+          <w:rFonts w:ascii="Times New Roman" w:hAnsi="Times New Roman"/>
+          <w:sz w:val="24"/>
+        </w:rPr>
+        <w:t xml:space="preserve"> </w:t>
+      </w:r>
+      <w:r>
+        <w:rPr>
+          <w:rFonts w:ascii="Times New Roman" w:hAnsi="Times New Roman"/>
+          <w:sz w:val="24"/>
+        </w:rPr>
+        <w:t>невиліко́вні</w:t>
+      </w:r>
+      <w:r>
+        <w:rPr>
+          <w:rFonts w:ascii="Times New Roman" w:hAnsi="Times New Roman"/>
+          <w:sz w:val="24"/>
+        </w:rPr>
+        <w:t xml:space="preserve"> </w:t>
+      </w:r>
+      <w:r>
+        <w:rPr>
+          <w:rFonts w:ascii="Times New Roman" w:hAnsi="Times New Roman"/>
+          <w:sz w:val="24"/>
+        </w:rPr>
+        <w:t>зціля́ючи</w:t>
+      </w:r>
+      <w:r>
+        <w:rPr>
+          <w:rFonts w:ascii="Times New Roman" w:hAnsi="Times New Roman"/>
+          <w:sz w:val="24"/>
+        </w:rPr>
+        <w:t xml:space="preserve">, * і став єси́ для </w:t>
+      </w:r>
+      <w:r>
+        <w:rPr>
+          <w:rFonts w:ascii="Times New Roman" w:hAnsi="Times New Roman"/>
+          <w:sz w:val="24"/>
+        </w:rPr>
+        <w:t>тамте́шніх</w:t>
+      </w:r>
+      <w:r>
+        <w:rPr>
+          <w:rFonts w:ascii="Times New Roman" w:hAnsi="Times New Roman"/>
+          <w:sz w:val="24"/>
+        </w:rPr>
+        <w:t xml:space="preserve"> </w:t>
+      </w:r>
+      <w:r>
+        <w:rPr>
+          <w:rFonts w:ascii="Times New Roman" w:hAnsi="Times New Roman"/>
+          <w:sz w:val="24"/>
+        </w:rPr>
+        <w:t>жи́телів</w:t>
+      </w:r>
+      <w:r>
+        <w:rPr>
+          <w:rFonts w:ascii="Times New Roman" w:hAnsi="Times New Roman"/>
+          <w:sz w:val="24"/>
+        </w:rPr>
+        <w:t xml:space="preserve"> </w:t>
+      </w:r>
+      <w:r>
+        <w:rPr>
+          <w:rFonts w:ascii="Times New Roman" w:hAnsi="Times New Roman"/>
+          <w:sz w:val="24"/>
+        </w:rPr>
+        <w:t>спаси́телем</w:t>
+      </w:r>
+      <w:r>
+        <w:rPr>
+          <w:rFonts w:ascii="Times New Roman" w:hAnsi="Times New Roman"/>
+          <w:sz w:val="24"/>
+        </w:rPr>
+        <w:t xml:space="preserve">, * і </w:t>
+      </w:r>
+      <w:r>
+        <w:rPr>
+          <w:rFonts w:ascii="Times New Roman" w:hAnsi="Times New Roman"/>
+          <w:sz w:val="24"/>
+        </w:rPr>
+        <w:t>при́хистком</w:t>
+      </w:r>
+      <w:r>
+        <w:rPr>
+          <w:rFonts w:ascii="Times New Roman" w:hAnsi="Times New Roman"/>
+          <w:sz w:val="24"/>
+        </w:rPr>
+        <w:t xml:space="preserve">, і </w:t>
+      </w:r>
+      <w:r>
+        <w:rPr>
+          <w:rFonts w:ascii="Times New Roman" w:hAnsi="Times New Roman"/>
+          <w:sz w:val="24"/>
+        </w:rPr>
+        <w:t>захиснико́м</w:t>
+      </w:r>
+      <w:r>
+        <w:rPr>
+          <w:rFonts w:ascii="Times New Roman" w:hAnsi="Times New Roman"/>
+          <w:sz w:val="24"/>
+        </w:rPr>
+        <w:t xml:space="preserve">, * і </w:t>
+      </w:r>
+      <w:r>
+        <w:rPr>
+          <w:rFonts w:ascii="Times New Roman" w:hAnsi="Times New Roman"/>
+          <w:sz w:val="24"/>
+        </w:rPr>
+        <w:t>ізбави́телем</w:t>
+      </w:r>
+      <w:r>
+        <w:rPr>
+          <w:rFonts w:ascii="Times New Roman" w:hAnsi="Times New Roman"/>
+          <w:sz w:val="24"/>
+        </w:rPr>
+        <w:t xml:space="preserve"> </w:t>
+      </w:r>
+      <w:r>
+        <w:rPr>
+          <w:rFonts w:ascii="Times New Roman" w:hAnsi="Times New Roman"/>
+          <w:sz w:val="24"/>
+        </w:rPr>
+        <w:t>пе́ред</w:t>
+      </w:r>
+      <w:r>
+        <w:rPr>
+          <w:rFonts w:ascii="Times New Roman" w:hAnsi="Times New Roman"/>
+          <w:sz w:val="24"/>
+        </w:rPr>
+        <w:t xml:space="preserve"> </w:t>
+      </w:r>
+      <w:r>
+        <w:rPr>
+          <w:rFonts w:ascii="Times New Roman" w:hAnsi="Times New Roman"/>
+          <w:sz w:val="24"/>
+        </w:rPr>
+        <w:t>усі́х</w:t>
+      </w:r>
+      <w:r>
+        <w:rPr>
+          <w:rFonts w:ascii="Times New Roman" w:hAnsi="Times New Roman"/>
+          <w:sz w:val="24"/>
+        </w:rPr>
+        <w:t xml:space="preserve"> </w:t>
+      </w:r>
+      <w:r>
+        <w:rPr>
+          <w:rFonts w:ascii="Times New Roman" w:hAnsi="Times New Roman"/>
+          <w:sz w:val="24"/>
+        </w:rPr>
+        <w:t>Царе́м</w:t>
+      </w:r>
+      <w:r>
+        <w:rPr>
+          <w:rFonts w:ascii="Times New Roman" w:hAnsi="Times New Roman"/>
+          <w:sz w:val="24"/>
+        </w:rPr>
+        <w:t xml:space="preserve"> і </w:t>
+      </w:r>
+      <w:r>
+        <w:rPr>
+          <w:rFonts w:ascii="Times New Roman" w:hAnsi="Times New Roman"/>
+          <w:sz w:val="24"/>
+        </w:rPr>
+        <w:t>Спа́сом</w:t>
+      </w:r>
+      <w:r>
+        <w:rPr>
+          <w:rFonts w:ascii="Times New Roman" w:hAnsi="Times New Roman"/>
+          <w:sz w:val="24"/>
+        </w:rPr>
+        <w:t xml:space="preserve">, * </w:t>
+      </w:r>
+      <w:r>
+        <w:rPr>
+          <w:rFonts w:ascii="Times New Roman" w:hAnsi="Times New Roman"/>
+          <w:sz w:val="24"/>
+        </w:rPr>
+        <w:t>Вартоломе́ю</w:t>
+      </w:r>
+      <w:r>
+        <w:rPr>
+          <w:rFonts w:ascii="Times New Roman" w:hAnsi="Times New Roman"/>
+          <w:sz w:val="24"/>
+        </w:rPr>
+        <w:t xml:space="preserve"> </w:t>
+      </w:r>
+      <w:r>
+        <w:rPr>
+          <w:rFonts w:ascii="Times New Roman" w:hAnsi="Times New Roman"/>
+          <w:sz w:val="24"/>
+        </w:rPr>
+        <w:t>апо́столе</w:t>
+      </w:r>
+      <w:r>
+        <w:rPr>
+          <w:rFonts w:ascii="Times New Roman" w:hAnsi="Times New Roman"/>
+          <w:sz w:val="24"/>
+        </w:rPr>
+        <w:t>.</w:t>
       </w:r>
     </w:p>
     <w:p>
@@ -5678,7 +6679,7 @@
     </w:p>
     <w:p>
       <w:pPr>
-        <w:pStyle w:val="Normal"/>
+        <w:pStyle w:val="a"/>
         <w:spacing w:after="120"/>
       </w:pPr>
       <w:r>
@@ -5688,111 +6689,42 @@
           <w:color w:val="FF0000"/>
           <w:sz w:val="24"/>
         </w:rPr>
-        <w:t>Інші стихири, святого Тита,</w:t>
-      </w:r>
-      <w:r>
-        <w:rPr>
-          <w:rFonts w:ascii="Times New Roman" w:hAnsi="Times New Roman"/>
-          <w:sz w:val="24"/>
-        </w:rPr>
-      </w:r>
-    </w:p>
-    <w:p>
-      <w:pPr>
-        <w:spacing w:after="120" w:lineRule="auto"/>
-        <w:jc w:val="center"/>
-        <w:rPr>
-          <w:rFonts w:ascii="Times New Roman" w:cs="Times New Roman" w:eastAsia="Times New Roman" w:hAnsi="Times New Roman"/>
-          <w:b w:val="1"/>
-          <w:i w:val="1"/>
-          <w:color w:val="ff0000"/>
-          <w:sz w:val="24"/>
-          <w:szCs w:val="24"/>
-        </w:rPr>
-      </w:pPr>
-      <w:r>
-        <w:rPr>
-          <w:rFonts w:ascii="Times New Roman" w:cs="Times New Roman" w:eastAsia="Times New Roman" w:hAnsi="Times New Roman"/>
-          <w:b w:val="1"/>
-          <w:i w:val="1"/>
-          <w:color w:val="ff0000"/>
-          <w:sz w:val="24"/>
-          <w:szCs w:val="24"/>
-          <w:rtl w:val="0"/>
-        </w:rPr>
-        <w:t xml:space="preserve">Псалом 116</w:t>
-      </w:r>
-    </w:p>
-    <w:p>
-      <w:pPr>
-        <w:spacing w:after="120" w:lineRule="auto"/>
-        <w:jc w:val="both"/>
-        <w:rPr>
-          <w:rFonts w:ascii="Times New Roman" w:cs="Times New Roman" w:eastAsia="Times New Roman" w:hAnsi="Times New Roman"/>
-          <w:sz w:val="24"/>
-          <w:szCs w:val="24"/>
-          <w:u w:val="single"/>
-        </w:rPr>
-      </w:pPr>
-      <w:r>
-        <w:rPr>
-          <w:rFonts w:ascii="Times New Roman" w:cs="Times New Roman" w:eastAsia="Times New Roman" w:hAnsi="Times New Roman"/>
-          <w:i w:val="1"/>
-          <w:color w:val="ff0000"/>
-          <w:sz w:val="24"/>
-          <w:szCs w:val="24"/>
-          <w:rtl w:val="0"/>
-        </w:rPr>
-        <w:t xml:space="preserve">Стих:</w:t>
-      </w:r>
-      <w:r>
-        <w:rPr>
-          <w:rFonts w:ascii="Times New Roman" w:cs="Times New Roman" w:eastAsia="Times New Roman" w:hAnsi="Times New Roman"/>
-          <w:i w:val="1"/>
-          <w:sz w:val="24"/>
-          <w:szCs w:val="24"/>
-          <w:rtl w:val="0"/>
-        </w:rPr>
-        <w:t xml:space="preserve"> </w:t>
-      </w:r>
-      <w:r>
-        <w:rPr>
-          <w:rFonts w:ascii="Times New Roman" w:cs="Times New Roman" w:eastAsia="Times New Roman" w:hAnsi="Times New Roman"/>
-          <w:sz w:val="24"/>
-          <w:szCs w:val="24"/>
-          <w:u w:val="single"/>
-          <w:rtl w:val="0"/>
-        </w:rPr>
-        <w:t xml:space="preserve">Хваліте Господа всі народи!* Прославляйте його всі люди!</w:t>
-      </w:r>
-    </w:p>
-    <w:p>
-      <w:pPr>
-        <w:pStyle w:val="Normal"/>
-        <w:spacing w:after="120"/>
-      </w:pPr>
+        <w:t>Інші стихири, свят</w:t>
+      </w:r>
       <w:r>
         <w:rPr>
           <w:rFonts w:ascii="Times New Roman" w:hAnsi="Times New Roman"/>
           <w:i/>
           <w:color w:val="FF0000"/>
           <w:sz w:val="24"/>
-          <w:highlight w:val="white"/>
-        </w:rPr>
-        <w:t xml:space="preserve">(г. 4, подібний: Дав ти як знамено): </w:t>
-      </w:r>
-      <w:r>
-        <w:rPr>
-          <w:rFonts w:ascii="Times New Roman" w:hAnsi="Times New Roman"/>
-          <w:sz w:val="24"/>
-        </w:rPr>
-        <w:t>Єди́не Триіпоста́сне * пропові́дуючи Божество́, * ти збу́рив багатобо́жне мо́ре язи́чників * і їх, зану́рюваних у глибину́ безбо́жжя, * приві́в до ти́хих при́станей, блаже́нний. * Тим-то небе́сну винагоро́ду * за се ти отри́мав, * блага́ючи Чоловіколю́бця * за тих, що оспі́вують тебе́.</w:t>
-      </w:r>
-      <w:r>
-        <w:rPr>
-          <w:rFonts w:ascii="Times New Roman" w:hAnsi="Times New Roman"/>
-          <w:sz w:val="24"/>
-        </w:rPr>
+        </w:rPr>
+        <w:t>ого Тита,</w:t>
+      </w:r>
+    </w:p>
+    <w:p>
+      <w:pPr>
+        <w:spacing w:after="120" w:lineRule="auto"/>
+        <w:jc w:val="center"/>
+        <w:rPr>
+          <w:rFonts w:ascii="Times New Roman" w:cs="Times New Roman" w:eastAsia="Times New Roman" w:hAnsi="Times New Roman"/>
+          <w:b w:val="1"/>
+          <w:i w:val="1"/>
+          <w:color w:val="ff0000"/>
+          <w:sz w:val="24"/>
+          <w:szCs w:val="24"/>
+        </w:rPr>
+      </w:pPr>
+      <w:r>
+        <w:rPr>
+          <w:rFonts w:ascii="Times New Roman" w:cs="Times New Roman" w:eastAsia="Times New Roman" w:hAnsi="Times New Roman"/>
+          <w:b w:val="1"/>
+          <w:i w:val="1"/>
+          <w:color w:val="ff0000"/>
+          <w:sz w:val="24"/>
+          <w:szCs w:val="24"/>
+          <w:rtl w:val="0"/>
+        </w:rPr>
+        <w:t xml:space="preserve">Псалом 116</w:t>
       </w:r>
     </w:p>
     <w:p>
@@ -5815,7 +6747,17 @@
           <w:szCs w:val="24"/>
           <w:rtl w:val="0"/>
         </w:rPr>
-        <w:t xml:space="preserve">Стих: </w:t>
+        <w:t xml:space="preserve">Стих:</w:t>
+      </w:r>
+      <w:r>
+        <w:rPr>
+          <w:rFonts w:ascii="Times New Roman" w:cs="Times New Roman" w:eastAsia="Times New Roman" w:hAnsi="Times New Roman"/>
+          <w:i w:val="1"/>
+          <w:sz w:val="24"/>
+          <w:szCs w:val="24"/>
+          <w:rtl w:val="0"/>
+        </w:rPr>
+        <w:t xml:space="preserve"> </w:t>
       </w:r>
       <w:r>
         <w:rPr>
@@ -5825,56 +6767,708 @@
           <w:u w:val="single"/>
           <w:rtl w:val="0"/>
         </w:rPr>
-        <w:t xml:space="preserve">Велике бо до нас його милосердя, і вірність Господа повіки.</w:t>
-      </w:r>
-    </w:p>
-    <w:p>
-      <w:pPr>
-        <w:pStyle w:val="Normal"/>
+        <w:t xml:space="preserve">Хваліте Господа всі народи!* Прославляйте його всі люди!</w:t>
+      </w:r>
+    </w:p>
+    <w:p>
+      <w:pPr>
+        <w:pStyle w:val="a"/>
         <w:spacing w:after="120"/>
       </w:pPr>
-      <w:r>
-        <w:rPr>
-          <w:rFonts w:ascii="Times New Roman" w:hAnsi="Times New Roman"/>
-          <w:sz w:val="24"/>
-        </w:rPr>
-        <w:t>Боже́ственними просві́тленнями * ося́явши ро́зум, * ти, просві́чуючи затьма́рених, * на́че про́мінь із со́нцем ходи́в з Павло́м боже́ственним, Ти́те, * і з ним усю́ зе́млю ізба́вив єси́ од глибо́кої но́чі. * Тому́ тебе́ ублажа́ємо, * як святи́теля богоприє́много, * як апо́стола боже́ственного, * як засту́пника прегаря́чого.</w:t>
-      </w:r>
-      <w:r>
-        <w:rPr>
-          <w:rFonts w:ascii="Times New Roman" w:hAnsi="Times New Roman"/>
-          <w:sz w:val="24"/>
-        </w:rPr>
-      </w:r>
-    </w:p>
-    <w:p>
-      <w:pPr>
-        <w:pStyle w:val="Normal"/>
-        <w:spacing w:after="120"/>
-      </w:pPr>
-      <w:r>
-        <w:rPr>
-          <w:rFonts w:ascii="Times New Roman" w:hAnsi="Times New Roman"/>
-          <w:b/>
-          <w:color w:val="000000"/>
-          <w:sz w:val="24"/>
-        </w:rPr>
-        <w:t>Слава:</w:t>
-      </w:r>
-      <w:r>
-        <w:rPr>
-          <w:rFonts w:ascii="Times New Roman" w:hAnsi="Times New Roman"/>
-          <w:color w:val="000000"/>
-          <w:sz w:val="24"/>
-        </w:rPr>
-        <w:t xml:space="preserve"> </w:t>
-      </w:r>
       <w:r>
         <w:rPr>
           <w:rFonts w:ascii="Times New Roman" w:hAnsi="Times New Roman"/>
           <w:i/>
           <w:color w:val="FF0000"/>
           <w:sz w:val="24"/>
+          <w:highlight w:val="white"/>
+        </w:rPr>
+        <w:t xml:space="preserve">(г. 4, подібний: Дав ти як знамено): </w:t>
+      </w:r>
+      <w:r>
+        <w:rPr>
+          <w:rFonts w:ascii="Times New Roman" w:hAnsi="Times New Roman"/>
+          <w:sz w:val="24"/>
+        </w:rPr>
+        <w:t>Єди́не</w:t>
+      </w:r>
+      <w:r>
+        <w:rPr>
+          <w:rFonts w:ascii="Times New Roman" w:hAnsi="Times New Roman"/>
+          <w:sz w:val="24"/>
+        </w:rPr>
+        <w:t xml:space="preserve"> </w:t>
+      </w:r>
+      <w:r>
+        <w:rPr>
+          <w:rFonts w:ascii="Times New Roman" w:hAnsi="Times New Roman"/>
+          <w:sz w:val="24"/>
+        </w:rPr>
+        <w:t>Триіпоста́сне</w:t>
+      </w:r>
+      <w:r>
+        <w:rPr>
+          <w:rFonts w:ascii="Times New Roman" w:hAnsi="Times New Roman"/>
+          <w:sz w:val="24"/>
+        </w:rPr>
+        <w:t xml:space="preserve"> * </w:t>
+      </w:r>
+      <w:r>
+        <w:rPr>
+          <w:rFonts w:ascii="Times New Roman" w:hAnsi="Times New Roman"/>
+          <w:sz w:val="24"/>
+        </w:rPr>
+        <w:t>пропові́дуючи</w:t>
+      </w:r>
+      <w:r>
+        <w:rPr>
+          <w:rFonts w:ascii="Times New Roman" w:hAnsi="Times New Roman"/>
+          <w:sz w:val="24"/>
+        </w:rPr>
+        <w:t xml:space="preserve"> Божество́, * ти </w:t>
+      </w:r>
+      <w:r>
+        <w:rPr>
+          <w:rFonts w:ascii="Times New Roman" w:hAnsi="Times New Roman"/>
+          <w:sz w:val="24"/>
+        </w:rPr>
+        <w:t>збу́рив</w:t>
+      </w:r>
+      <w:r>
+        <w:rPr>
+          <w:rFonts w:ascii="Times New Roman" w:hAnsi="Times New Roman"/>
+          <w:sz w:val="24"/>
+        </w:rPr>
+        <w:t xml:space="preserve"> </w:t>
+      </w:r>
+      <w:r>
+        <w:rPr>
+          <w:rFonts w:ascii="Times New Roman" w:hAnsi="Times New Roman"/>
+          <w:sz w:val="24"/>
+        </w:rPr>
+        <w:t>багатобо́жне</w:t>
+      </w:r>
+      <w:r>
+        <w:rPr>
+          <w:rFonts w:ascii="Times New Roman" w:hAnsi="Times New Roman"/>
+          <w:sz w:val="24"/>
+        </w:rPr>
+        <w:t xml:space="preserve"> </w:t>
+      </w:r>
+      <w:r>
+        <w:rPr>
+          <w:rFonts w:ascii="Times New Roman" w:hAnsi="Times New Roman"/>
+          <w:sz w:val="24"/>
+        </w:rPr>
+        <w:t>мо́ре</w:t>
+      </w:r>
+      <w:r>
+        <w:rPr>
+          <w:rFonts w:ascii="Times New Roman" w:hAnsi="Times New Roman"/>
+          <w:sz w:val="24"/>
+        </w:rPr>
+        <w:t xml:space="preserve"> </w:t>
+      </w:r>
+      <w:r>
+        <w:rPr>
+          <w:rFonts w:ascii="Times New Roman" w:hAnsi="Times New Roman"/>
+          <w:sz w:val="24"/>
+        </w:rPr>
+        <w:t>язи́чників</w:t>
+      </w:r>
+      <w:r>
+        <w:rPr>
+          <w:rFonts w:ascii="Times New Roman" w:hAnsi="Times New Roman"/>
+          <w:sz w:val="24"/>
+        </w:rPr>
+        <w:t xml:space="preserve"> * і їх, </w:t>
+      </w:r>
+      <w:r>
+        <w:rPr>
+          <w:rFonts w:ascii="Times New Roman" w:hAnsi="Times New Roman"/>
+          <w:sz w:val="24"/>
+        </w:rPr>
+        <w:t>зану́рюваних</w:t>
+      </w:r>
+      <w:r>
+        <w:rPr>
+          <w:rFonts w:ascii="Times New Roman" w:hAnsi="Times New Roman"/>
+          <w:sz w:val="24"/>
+        </w:rPr>
+        <w:t xml:space="preserve"> у глибину́ </w:t>
+      </w:r>
+      <w:r>
+        <w:rPr>
+          <w:rFonts w:ascii="Times New Roman" w:hAnsi="Times New Roman"/>
+          <w:sz w:val="24"/>
+        </w:rPr>
+        <w:t>безбо́жжя</w:t>
+      </w:r>
+      <w:r>
+        <w:rPr>
+          <w:rFonts w:ascii="Times New Roman" w:hAnsi="Times New Roman"/>
+          <w:sz w:val="24"/>
+        </w:rPr>
+        <w:t xml:space="preserve">, * </w:t>
+      </w:r>
+      <w:r>
+        <w:rPr>
+          <w:rFonts w:ascii="Times New Roman" w:hAnsi="Times New Roman"/>
+          <w:sz w:val="24"/>
+        </w:rPr>
+        <w:t>приві́в</w:t>
+      </w:r>
+      <w:r>
+        <w:rPr>
+          <w:rFonts w:ascii="Times New Roman" w:hAnsi="Times New Roman"/>
+          <w:sz w:val="24"/>
+        </w:rPr>
+        <w:t xml:space="preserve"> до </w:t>
+      </w:r>
+      <w:r>
+        <w:rPr>
+          <w:rFonts w:ascii="Times New Roman" w:hAnsi="Times New Roman"/>
+          <w:sz w:val="24"/>
+        </w:rPr>
+        <w:t>ти́хих</w:t>
+      </w:r>
+      <w:r>
+        <w:rPr>
+          <w:rFonts w:ascii="Times New Roman" w:hAnsi="Times New Roman"/>
+          <w:sz w:val="24"/>
+        </w:rPr>
+        <w:t xml:space="preserve"> </w:t>
+      </w:r>
+      <w:r>
+        <w:rPr>
+          <w:rFonts w:ascii="Times New Roman" w:hAnsi="Times New Roman"/>
+          <w:sz w:val="24"/>
+        </w:rPr>
+        <w:t>при́станей</w:t>
+      </w:r>
+      <w:r>
+        <w:rPr>
+          <w:rFonts w:ascii="Times New Roman" w:hAnsi="Times New Roman"/>
+          <w:sz w:val="24"/>
+        </w:rPr>
+        <w:t xml:space="preserve">, </w:t>
+      </w:r>
+      <w:r>
+        <w:rPr>
+          <w:rFonts w:ascii="Times New Roman" w:hAnsi="Times New Roman"/>
+          <w:sz w:val="24"/>
+        </w:rPr>
+        <w:t>блаже́нний</w:t>
+      </w:r>
+      <w:r>
+        <w:rPr>
+          <w:rFonts w:ascii="Times New Roman" w:hAnsi="Times New Roman"/>
+          <w:sz w:val="24"/>
+        </w:rPr>
+        <w:t xml:space="preserve">. * Тим-то </w:t>
+      </w:r>
+      <w:r>
+        <w:rPr>
+          <w:rFonts w:ascii="Times New Roman" w:hAnsi="Times New Roman"/>
+          <w:sz w:val="24"/>
+        </w:rPr>
+        <w:t>небе́сну</w:t>
+      </w:r>
+      <w:r>
+        <w:rPr>
+          <w:rFonts w:ascii="Times New Roman" w:hAnsi="Times New Roman"/>
+          <w:sz w:val="24"/>
+        </w:rPr>
+        <w:t xml:space="preserve"> </w:t>
+      </w:r>
+      <w:r>
+        <w:rPr>
+          <w:rFonts w:ascii="Times New Roman" w:hAnsi="Times New Roman"/>
+          <w:sz w:val="24"/>
+        </w:rPr>
+        <w:t>винагоро́ду</w:t>
+      </w:r>
+      <w:r>
+        <w:rPr>
+          <w:rFonts w:ascii="Times New Roman" w:hAnsi="Times New Roman"/>
+          <w:sz w:val="24"/>
+        </w:rPr>
+        <w:t xml:space="preserve"> *</w:t>
+      </w:r>
+      <w:r>
+        <w:rPr>
+          <w:rFonts w:ascii="Times New Roman" w:hAnsi="Times New Roman"/>
+          <w:sz w:val="24"/>
+        </w:rPr>
+        <w:t xml:space="preserve"> за се ти </w:t>
+      </w:r>
+      <w:r>
+        <w:rPr>
+          <w:rFonts w:ascii="Times New Roman" w:hAnsi="Times New Roman"/>
+          <w:sz w:val="24"/>
+        </w:rPr>
+        <w:t>отри́мав</w:t>
+      </w:r>
+      <w:r>
+        <w:rPr>
+          <w:rFonts w:ascii="Times New Roman" w:hAnsi="Times New Roman"/>
+          <w:sz w:val="24"/>
+        </w:rPr>
+        <w:t xml:space="preserve">, * </w:t>
+      </w:r>
+      <w:r>
+        <w:rPr>
+          <w:rFonts w:ascii="Times New Roman" w:hAnsi="Times New Roman"/>
+          <w:sz w:val="24"/>
+        </w:rPr>
+        <w:t>блага́ючи</w:t>
+      </w:r>
+      <w:r>
+        <w:rPr>
+          <w:rFonts w:ascii="Times New Roman" w:hAnsi="Times New Roman"/>
+          <w:sz w:val="24"/>
+        </w:rPr>
+        <w:t xml:space="preserve"> </w:t>
+      </w:r>
+      <w:r>
+        <w:rPr>
+          <w:rFonts w:ascii="Times New Roman" w:hAnsi="Times New Roman"/>
+          <w:sz w:val="24"/>
+        </w:rPr>
+        <w:t>Чоловіколю́бця</w:t>
+      </w:r>
+      <w:r>
+        <w:rPr>
+          <w:rFonts w:ascii="Times New Roman" w:hAnsi="Times New Roman"/>
+          <w:sz w:val="24"/>
+        </w:rPr>
+        <w:t xml:space="preserve"> * за тих, що </w:t>
+      </w:r>
+      <w:r>
+        <w:rPr>
+          <w:rFonts w:ascii="Times New Roman" w:hAnsi="Times New Roman"/>
+          <w:sz w:val="24"/>
+        </w:rPr>
+        <w:t>оспі́вують</w:t>
+      </w:r>
+      <w:r>
+        <w:rPr>
+          <w:rFonts w:ascii="Times New Roman" w:hAnsi="Times New Roman"/>
+          <w:sz w:val="24"/>
+        </w:rPr>
+        <w:t xml:space="preserve"> тебе́.</w:t>
+      </w:r>
+    </w:p>
+    <w:p>
+      <w:pPr>
+        <w:spacing w:after="120" w:lineRule="auto"/>
+        <w:jc w:val="both"/>
+        <w:rPr>
+          <w:rFonts w:ascii="Times New Roman" w:cs="Times New Roman" w:eastAsia="Times New Roman" w:hAnsi="Times New Roman"/>
+          <w:sz w:val="24"/>
+          <w:szCs w:val="24"/>
+          <w:u w:val="single"/>
+        </w:rPr>
+      </w:pPr>
+      <w:r>
+        <w:rPr>
+          <w:rFonts w:ascii="Times New Roman" w:cs="Times New Roman" w:eastAsia="Times New Roman" w:hAnsi="Times New Roman"/>
+          <w:i w:val="1"/>
+          <w:color w:val="ff0000"/>
+          <w:sz w:val="24"/>
+          <w:szCs w:val="24"/>
+          <w:rtl w:val="0"/>
+        </w:rPr>
+        <w:t xml:space="preserve">Стих: </w:t>
+      </w:r>
+      <w:r>
+        <w:rPr>
+          <w:rFonts w:ascii="Times New Roman" w:cs="Times New Roman" w:eastAsia="Times New Roman" w:hAnsi="Times New Roman"/>
+          <w:sz w:val="24"/>
+          <w:szCs w:val="24"/>
+          <w:u w:val="single"/>
+          <w:rtl w:val="0"/>
+        </w:rPr>
+        <w:t xml:space="preserve">Велике бо до нас його милосердя, і вірність Господа повіки.</w:t>
+      </w:r>
+    </w:p>
+    <w:p>
+      <w:pPr>
+        <w:pStyle w:val="a"/>
+        <w:spacing w:after="120"/>
+      </w:pPr>
+      <w:r>
+        <w:rPr>
+          <w:rFonts w:ascii="Times New Roman" w:hAnsi="Times New Roman"/>
+          <w:sz w:val="24"/>
+        </w:rPr>
+        <w:t>Боже́ственними</w:t>
+      </w:r>
+      <w:r>
+        <w:rPr>
+          <w:rFonts w:ascii="Times New Roman" w:hAnsi="Times New Roman"/>
+          <w:sz w:val="24"/>
+        </w:rPr>
+        <w:t xml:space="preserve"> </w:t>
+      </w:r>
+      <w:r>
+        <w:rPr>
+          <w:rFonts w:ascii="Times New Roman" w:hAnsi="Times New Roman"/>
+          <w:sz w:val="24"/>
+        </w:rPr>
+        <w:t>просві́тленнями</w:t>
+      </w:r>
+      <w:r>
+        <w:rPr>
+          <w:rFonts w:ascii="Times New Roman" w:hAnsi="Times New Roman"/>
+          <w:sz w:val="24"/>
+        </w:rPr>
+        <w:t xml:space="preserve"> * </w:t>
+      </w:r>
+      <w:r>
+        <w:rPr>
+          <w:rFonts w:ascii="Times New Roman" w:hAnsi="Times New Roman"/>
+          <w:sz w:val="24"/>
+        </w:rPr>
+        <w:t>ося́явши</w:t>
+      </w:r>
+      <w:r>
+        <w:rPr>
+          <w:rFonts w:ascii="Times New Roman" w:hAnsi="Times New Roman"/>
+          <w:sz w:val="24"/>
+        </w:rPr>
+        <w:t xml:space="preserve"> </w:t>
+      </w:r>
+      <w:r>
+        <w:rPr>
+          <w:rFonts w:ascii="Times New Roman" w:hAnsi="Times New Roman"/>
+          <w:sz w:val="24"/>
+        </w:rPr>
+        <w:t>ро́зум</w:t>
+      </w:r>
+      <w:r>
+        <w:rPr>
+          <w:rFonts w:ascii="Times New Roman" w:hAnsi="Times New Roman"/>
+          <w:sz w:val="24"/>
+        </w:rPr>
+        <w:t xml:space="preserve">, * ти, </w:t>
+      </w:r>
+      <w:r>
+        <w:rPr>
+          <w:rFonts w:ascii="Times New Roman" w:hAnsi="Times New Roman"/>
+          <w:sz w:val="24"/>
+        </w:rPr>
+        <w:t>просві́чуючи</w:t>
+      </w:r>
+      <w:r>
+        <w:rPr>
+          <w:rFonts w:ascii="Times New Roman" w:hAnsi="Times New Roman"/>
+          <w:sz w:val="24"/>
+        </w:rPr>
+        <w:t xml:space="preserve"> </w:t>
+      </w:r>
+      <w:r>
+        <w:rPr>
+          <w:rFonts w:ascii="Times New Roman" w:hAnsi="Times New Roman"/>
+          <w:sz w:val="24"/>
+        </w:rPr>
+        <w:t>затьма́рених</w:t>
+      </w:r>
+      <w:r>
+        <w:rPr>
+          <w:rFonts w:ascii="Times New Roman" w:hAnsi="Times New Roman"/>
+          <w:sz w:val="24"/>
+        </w:rPr>
+        <w:t xml:space="preserve">, * </w:t>
+      </w:r>
+      <w:r>
+        <w:rPr>
+          <w:rFonts w:ascii="Times New Roman" w:hAnsi="Times New Roman"/>
+          <w:sz w:val="24"/>
+        </w:rPr>
+        <w:t>на́че</w:t>
+      </w:r>
+      <w:r>
+        <w:rPr>
+          <w:rFonts w:ascii="Times New Roman" w:hAnsi="Times New Roman"/>
+          <w:sz w:val="24"/>
+        </w:rPr>
+        <w:t xml:space="preserve"> </w:t>
+      </w:r>
+      <w:r>
+        <w:rPr>
+          <w:rFonts w:ascii="Times New Roman" w:hAnsi="Times New Roman"/>
+          <w:sz w:val="24"/>
+        </w:rPr>
+        <w:t>про́мінь</w:t>
+      </w:r>
+      <w:r>
+        <w:rPr>
+          <w:rFonts w:ascii="Times New Roman" w:hAnsi="Times New Roman"/>
+          <w:sz w:val="24"/>
+        </w:rPr>
+        <w:t xml:space="preserve"> із </w:t>
+      </w:r>
+      <w:r>
+        <w:rPr>
+          <w:rFonts w:ascii="Times New Roman" w:hAnsi="Times New Roman"/>
+          <w:sz w:val="24"/>
+        </w:rPr>
+        <w:t>со́нцем</w:t>
+      </w:r>
+      <w:r>
+        <w:rPr>
+          <w:rFonts w:ascii="Times New Roman" w:hAnsi="Times New Roman"/>
+          <w:sz w:val="24"/>
+        </w:rPr>
+        <w:t xml:space="preserve"> </w:t>
+      </w:r>
+      <w:r>
+        <w:rPr>
+          <w:rFonts w:ascii="Times New Roman" w:hAnsi="Times New Roman"/>
+          <w:sz w:val="24"/>
+        </w:rPr>
+        <w:t>ходи́в</w:t>
+      </w:r>
+      <w:r>
+        <w:rPr>
+          <w:rFonts w:ascii="Times New Roman" w:hAnsi="Times New Roman"/>
+          <w:sz w:val="24"/>
+        </w:rPr>
+        <w:t xml:space="preserve"> з </w:t>
+      </w:r>
+      <w:r>
+        <w:rPr>
+          <w:rFonts w:ascii="Times New Roman" w:hAnsi="Times New Roman"/>
+          <w:sz w:val="24"/>
+        </w:rPr>
+        <w:t>Павло́м</w:t>
+      </w:r>
+      <w:r>
+        <w:rPr>
+          <w:rFonts w:ascii="Times New Roman" w:hAnsi="Times New Roman"/>
+          <w:sz w:val="24"/>
+        </w:rPr>
+        <w:t xml:space="preserve"> </w:t>
+      </w:r>
+      <w:r>
+        <w:rPr>
+          <w:rFonts w:ascii="Times New Roman" w:hAnsi="Times New Roman"/>
+          <w:sz w:val="24"/>
+        </w:rPr>
+        <w:t>боже́ственним</w:t>
+      </w:r>
+      <w:r>
+        <w:rPr>
+          <w:rFonts w:ascii="Times New Roman" w:hAnsi="Times New Roman"/>
+          <w:sz w:val="24"/>
+        </w:rPr>
+        <w:t xml:space="preserve">, </w:t>
+      </w:r>
+      <w:r>
+        <w:rPr>
+          <w:rFonts w:ascii="Times New Roman" w:hAnsi="Times New Roman"/>
+          <w:sz w:val="24"/>
+        </w:rPr>
+        <w:t>Ти́те</w:t>
+      </w:r>
+      <w:r>
+        <w:rPr>
+          <w:rFonts w:ascii="Times New Roman" w:hAnsi="Times New Roman"/>
+          <w:sz w:val="24"/>
+        </w:rPr>
+        <w:t xml:space="preserve">, * і з ним усю́ </w:t>
+      </w:r>
+      <w:r>
+        <w:rPr>
+          <w:rFonts w:ascii="Times New Roman" w:hAnsi="Times New Roman"/>
+          <w:sz w:val="24"/>
+        </w:rPr>
+        <w:t>зе́млю</w:t>
+      </w:r>
+      <w:r>
+        <w:rPr>
+          <w:rFonts w:ascii="Times New Roman" w:hAnsi="Times New Roman"/>
+          <w:sz w:val="24"/>
+        </w:rPr>
+        <w:t xml:space="preserve"> </w:t>
+      </w:r>
+      <w:r>
+        <w:rPr>
+          <w:rFonts w:ascii="Times New Roman" w:hAnsi="Times New Roman"/>
+          <w:sz w:val="24"/>
+        </w:rPr>
+        <w:t>ізба́в</w:t>
+      </w:r>
+      <w:r>
+        <w:rPr>
+          <w:rFonts w:ascii="Times New Roman" w:hAnsi="Times New Roman"/>
+          <w:sz w:val="24"/>
+        </w:rPr>
+        <w:t>ив</w:t>
+      </w:r>
+      <w:r>
+        <w:rPr>
+          <w:rFonts w:ascii="Times New Roman" w:hAnsi="Times New Roman"/>
+          <w:sz w:val="24"/>
+        </w:rPr>
+        <w:t xml:space="preserve"> єси́ од </w:t>
+      </w:r>
+      <w:r>
+        <w:rPr>
+          <w:rFonts w:ascii="Times New Roman" w:hAnsi="Times New Roman"/>
+          <w:sz w:val="24"/>
+        </w:rPr>
+        <w:t>глибо́кої</w:t>
+      </w:r>
+      <w:r>
+        <w:rPr>
+          <w:rFonts w:ascii="Times New Roman" w:hAnsi="Times New Roman"/>
+          <w:sz w:val="24"/>
+        </w:rPr>
+        <w:t xml:space="preserve"> </w:t>
+      </w:r>
+      <w:r>
+        <w:rPr>
+          <w:rFonts w:ascii="Times New Roman" w:hAnsi="Times New Roman"/>
+          <w:sz w:val="24"/>
+        </w:rPr>
+        <w:t>но́чі</w:t>
+      </w:r>
+      <w:r>
+        <w:rPr>
+          <w:rFonts w:ascii="Times New Roman" w:hAnsi="Times New Roman"/>
+          <w:sz w:val="24"/>
+        </w:rPr>
+        <w:t xml:space="preserve">. * Тому́ тебе́ </w:t>
+      </w:r>
+      <w:r>
+        <w:rPr>
+          <w:rFonts w:ascii="Times New Roman" w:hAnsi="Times New Roman"/>
+          <w:sz w:val="24"/>
+        </w:rPr>
+        <w:t>ублажа́ємо</w:t>
+      </w:r>
+      <w:r>
+        <w:rPr>
+          <w:rFonts w:ascii="Times New Roman" w:hAnsi="Times New Roman"/>
+          <w:sz w:val="24"/>
+        </w:rPr>
+        <w:t xml:space="preserve">, * як </w:t>
+      </w:r>
+      <w:r>
+        <w:rPr>
+          <w:rFonts w:ascii="Times New Roman" w:hAnsi="Times New Roman"/>
+          <w:sz w:val="24"/>
+        </w:rPr>
+        <w:t>святи́теля</w:t>
+      </w:r>
+      <w:r>
+        <w:rPr>
+          <w:rFonts w:ascii="Times New Roman" w:hAnsi="Times New Roman"/>
+          <w:sz w:val="24"/>
+        </w:rPr>
+        <w:t xml:space="preserve"> </w:t>
+      </w:r>
+      <w:r>
+        <w:rPr>
+          <w:rFonts w:ascii="Times New Roman" w:hAnsi="Times New Roman"/>
+          <w:sz w:val="24"/>
+        </w:rPr>
+        <w:t>богоприє́много</w:t>
+      </w:r>
+      <w:r>
+        <w:rPr>
+          <w:rFonts w:ascii="Times New Roman" w:hAnsi="Times New Roman"/>
+          <w:sz w:val="24"/>
+        </w:rPr>
+        <w:t xml:space="preserve">, * як </w:t>
+      </w:r>
+      <w:r>
+        <w:rPr>
+          <w:rFonts w:ascii="Times New Roman" w:hAnsi="Times New Roman"/>
+          <w:sz w:val="24"/>
+        </w:rPr>
+        <w:t>апо́стола</w:t>
+      </w:r>
+      <w:r>
+        <w:rPr>
+          <w:rFonts w:ascii="Times New Roman" w:hAnsi="Times New Roman"/>
+          <w:sz w:val="24"/>
+        </w:rPr>
+        <w:t xml:space="preserve"> </w:t>
+      </w:r>
+      <w:r>
+        <w:rPr>
+          <w:rFonts w:ascii="Times New Roman" w:hAnsi="Times New Roman"/>
+          <w:sz w:val="24"/>
+        </w:rPr>
+        <w:t>боже́ственного</w:t>
+      </w:r>
+      <w:r>
+        <w:rPr>
+          <w:rFonts w:ascii="Times New Roman" w:hAnsi="Times New Roman"/>
+          <w:sz w:val="24"/>
+        </w:rPr>
+        <w:t xml:space="preserve">, * як </w:t>
+      </w:r>
+      <w:r>
+        <w:rPr>
+          <w:rFonts w:ascii="Times New Roman" w:hAnsi="Times New Roman"/>
+          <w:sz w:val="24"/>
+        </w:rPr>
+        <w:t>засту́пника</w:t>
+      </w:r>
+      <w:r>
+        <w:rPr>
+          <w:rFonts w:ascii="Times New Roman" w:hAnsi="Times New Roman"/>
+          <w:sz w:val="24"/>
+        </w:rPr>
+        <w:t xml:space="preserve"> </w:t>
+      </w:r>
+      <w:r>
+        <w:rPr>
+          <w:rFonts w:ascii="Times New Roman" w:hAnsi="Times New Roman"/>
+          <w:sz w:val="24"/>
+        </w:rPr>
+        <w:t>прегаря́чого</w:t>
+      </w:r>
+      <w:r>
+        <w:rPr>
+          <w:rFonts w:ascii="Times New Roman" w:hAnsi="Times New Roman"/>
+          <w:sz w:val="24"/>
+        </w:rPr>
+        <w:t>.</w:t>
+      </w:r>
+    </w:p>
+    <w:p>
+      <w:pPr>
+        <w:pStyle w:val="a"/>
+        <w:spacing w:after="120"/>
+      </w:pPr>
+      <w:r>
+        <w:rPr>
+          <w:rFonts w:ascii="Times New Roman" w:hAnsi="Times New Roman"/>
+          <w:b/>
+          <w:color w:val="000000"/>
+          <w:sz w:val="24"/>
+        </w:rPr>
+        <w:t>Слава:</w:t>
+      </w:r>
+      <w:r>
+        <w:rPr>
+          <w:rFonts w:ascii="Times New Roman" w:hAnsi="Times New Roman"/>
+          <w:color w:val="000000"/>
+          <w:sz w:val="24"/>
+        </w:rPr>
+        <w:t xml:space="preserve"> </w:t>
+      </w:r>
+      <w:r>
+        <w:rPr>
+          <w:rFonts w:ascii="Times New Roman" w:hAnsi="Times New Roman"/>
+          <w:i/>
+          <w:color w:val="FF0000"/>
+          <w:sz w:val="24"/>
         </w:rPr>
         <w:t>(г. 2):</w:t>
       </w:r>
@@ -5891,13 +7485,413 @@
           <w:rFonts w:ascii="Times New Roman" w:hAnsi="Times New Roman"/>
           <w:sz w:val="24"/>
         </w:rPr>
-        <w:t>Зоста́вивши земне́, * послідував ти за Христо́м * і, назнамено́ваний печа́ттю Свято́го Ду́ха, * по́сланий був Ним до наро́дів заги́блих ? – наверта́ти люде́й до світла Богопізна́ння, * апо́столе Вартоломе́ю. * І, скінчи́вши по́двиги боже́ственного твого́ стражда́ння * че́рез пле́тиво мук, * ду́шу твою́ Бо́гові відда́в єси́. * Його́ блага́й, всеблаже́нний, * дарува́ти нам вели́ку ми́лість.</w:t>
-      </w:r>
-      <w:r>
-        <w:rPr>
-          <w:rFonts w:ascii="Times New Roman" w:hAnsi="Times New Roman"/>
-          <w:sz w:val="24"/>
-        </w:rPr>
+        <w:t>Зоста́вивши</w:t>
+      </w:r>
+      <w:r>
+        <w:rPr>
+          <w:rFonts w:ascii="Times New Roman" w:hAnsi="Times New Roman"/>
+          <w:sz w:val="24"/>
+        </w:rPr>
+        <w:t xml:space="preserve"> земне́, * </w:t>
+      </w:r>
+      <w:r>
+        <w:rPr>
+          <w:rFonts w:ascii="Times New Roman" w:hAnsi="Times New Roman"/>
+          <w:sz w:val="24"/>
+        </w:rPr>
+        <w:t>послідував</w:t>
+      </w:r>
+      <w:r>
+        <w:rPr>
+          <w:rFonts w:ascii="Times New Roman" w:hAnsi="Times New Roman"/>
+          <w:sz w:val="24"/>
+        </w:rPr>
+        <w:t xml:space="preserve"> ти за </w:t>
+      </w:r>
+      <w:r>
+        <w:rPr>
+          <w:rFonts w:ascii="Times New Roman" w:hAnsi="Times New Roman"/>
+          <w:sz w:val="24"/>
+        </w:rPr>
+        <w:t>Христо́м</w:t>
+      </w:r>
+      <w:r>
+        <w:rPr>
+          <w:rFonts w:ascii="Times New Roman" w:hAnsi="Times New Roman"/>
+          <w:sz w:val="24"/>
+        </w:rPr>
+        <w:t xml:space="preserve"> * і, </w:t>
+      </w:r>
+      <w:r>
+        <w:rPr>
+          <w:rFonts w:ascii="Times New Roman" w:hAnsi="Times New Roman"/>
+          <w:sz w:val="24"/>
+        </w:rPr>
+        <w:t>назнамено́ваний</w:t>
+      </w:r>
+      <w:r>
+        <w:rPr>
+          <w:rFonts w:ascii="Times New Roman" w:hAnsi="Times New Roman"/>
+          <w:sz w:val="24"/>
+        </w:rPr>
+        <w:t xml:space="preserve"> </w:t>
+      </w:r>
+      <w:r>
+        <w:rPr>
+          <w:rFonts w:ascii="Times New Roman" w:hAnsi="Times New Roman"/>
+          <w:sz w:val="24"/>
+        </w:rPr>
+        <w:t>печа́ттю</w:t>
+      </w:r>
+      <w:r>
+        <w:rPr>
+          <w:rFonts w:ascii="Times New Roman" w:hAnsi="Times New Roman"/>
+          <w:sz w:val="24"/>
+        </w:rPr>
+        <w:t xml:space="preserve"> </w:t>
+      </w:r>
+      <w:r>
+        <w:rPr>
+          <w:rFonts w:ascii="Times New Roman" w:hAnsi="Times New Roman"/>
+          <w:sz w:val="24"/>
+        </w:rPr>
+        <w:t>Свято́го</w:t>
+      </w:r>
+      <w:r>
+        <w:rPr>
+          <w:rFonts w:ascii="Times New Roman" w:hAnsi="Times New Roman"/>
+          <w:sz w:val="24"/>
+        </w:rPr>
+        <w:t xml:space="preserve"> </w:t>
+      </w:r>
+      <w:r>
+        <w:rPr>
+          <w:rFonts w:ascii="Times New Roman" w:hAnsi="Times New Roman"/>
+          <w:sz w:val="24"/>
+        </w:rPr>
+        <w:t>Ду́ха</w:t>
+      </w:r>
+      <w:r>
+        <w:rPr>
+          <w:rFonts w:ascii="Times New Roman" w:hAnsi="Times New Roman"/>
+          <w:sz w:val="24"/>
+        </w:rPr>
+        <w:t xml:space="preserve">, * </w:t>
+      </w:r>
+      <w:r>
+        <w:rPr>
+          <w:rFonts w:ascii="Times New Roman" w:hAnsi="Times New Roman"/>
+          <w:sz w:val="24"/>
+        </w:rPr>
+        <w:t>по́сланий</w:t>
+      </w:r>
+      <w:r>
+        <w:rPr>
+          <w:rFonts w:ascii="Times New Roman" w:hAnsi="Times New Roman"/>
+          <w:sz w:val="24"/>
+        </w:rPr>
+        <w:t xml:space="preserve"> був Ним до </w:t>
+      </w:r>
+      <w:r>
+        <w:rPr>
+          <w:rFonts w:ascii="Times New Roman" w:hAnsi="Times New Roman"/>
+          <w:sz w:val="24"/>
+        </w:rPr>
+        <w:t>наро́дів</w:t>
+      </w:r>
+      <w:r>
+        <w:rPr>
+          <w:rFonts w:ascii="Times New Roman" w:hAnsi="Times New Roman"/>
+          <w:sz w:val="24"/>
+        </w:rPr>
+        <w:t xml:space="preserve"> </w:t>
+      </w:r>
+      <w:r>
+        <w:rPr>
+          <w:rFonts w:ascii="Times New Roman" w:hAnsi="Times New Roman"/>
+          <w:sz w:val="24"/>
+        </w:rPr>
+        <w:t>заги́блих</w:t>
+      </w:r>
+      <w:r>
+        <w:rPr>
+          <w:rFonts w:ascii="Times New Roman" w:hAnsi="Times New Roman"/>
+          <w:sz w:val="24"/>
+        </w:rPr>
+        <w:t xml:space="preserve"> ? – </w:t>
+      </w:r>
+      <w:r>
+        <w:rPr>
+          <w:rFonts w:ascii="Times New Roman" w:hAnsi="Times New Roman"/>
+          <w:sz w:val="24"/>
+        </w:rPr>
+        <w:t>наверта́ти</w:t>
+      </w:r>
+      <w:r>
+        <w:rPr>
+          <w:rFonts w:ascii="Times New Roman" w:hAnsi="Times New Roman"/>
+          <w:sz w:val="24"/>
+        </w:rPr>
+        <w:t xml:space="preserve"> </w:t>
+      </w:r>
+      <w:r>
+        <w:rPr>
+          <w:rFonts w:ascii="Times New Roman" w:hAnsi="Times New Roman"/>
+          <w:sz w:val="24"/>
+        </w:rPr>
+        <w:t>люде́й</w:t>
+      </w:r>
+      <w:r>
+        <w:rPr>
+          <w:rFonts w:ascii="Times New Roman" w:hAnsi="Times New Roman"/>
+          <w:sz w:val="24"/>
+        </w:rPr>
+        <w:t xml:space="preserve"> до світла </w:t>
+      </w:r>
+      <w:r>
+        <w:rPr>
+          <w:rFonts w:ascii="Times New Roman" w:hAnsi="Times New Roman"/>
+          <w:sz w:val="24"/>
+        </w:rPr>
+        <w:t>Богопізна́ння</w:t>
+      </w:r>
+      <w:r>
+        <w:rPr>
+          <w:rFonts w:ascii="Times New Roman" w:hAnsi="Times New Roman"/>
+          <w:sz w:val="24"/>
+        </w:rPr>
+        <w:t xml:space="preserve">, * </w:t>
+      </w:r>
+      <w:r>
+        <w:rPr>
+          <w:rFonts w:ascii="Times New Roman" w:hAnsi="Times New Roman"/>
+          <w:sz w:val="24"/>
+        </w:rPr>
+        <w:t>апо́столе</w:t>
+      </w:r>
+      <w:r>
+        <w:rPr>
+          <w:rFonts w:ascii="Times New Roman" w:hAnsi="Times New Roman"/>
+          <w:sz w:val="24"/>
+        </w:rPr>
+        <w:t xml:space="preserve"> </w:t>
+      </w:r>
+      <w:r>
+        <w:rPr>
+          <w:rFonts w:ascii="Times New Roman" w:hAnsi="Times New Roman"/>
+          <w:sz w:val="24"/>
+        </w:rPr>
+        <w:t>Вартоломе́ю</w:t>
+      </w:r>
+      <w:r>
+        <w:rPr>
+          <w:rFonts w:ascii="Times New Roman" w:hAnsi="Times New Roman"/>
+          <w:sz w:val="24"/>
+        </w:rPr>
+        <w:t xml:space="preserve">. * І, </w:t>
+      </w:r>
+      <w:r>
+        <w:rPr>
+          <w:rFonts w:ascii="Times New Roman" w:hAnsi="Times New Roman"/>
+          <w:sz w:val="24"/>
+        </w:rPr>
+        <w:t>скінчи́вши</w:t>
+      </w:r>
+      <w:r>
+        <w:rPr>
+          <w:rFonts w:ascii="Times New Roman" w:hAnsi="Times New Roman"/>
+          <w:sz w:val="24"/>
+        </w:rPr>
+        <w:t xml:space="preserve"> </w:t>
+      </w:r>
+      <w:r>
+        <w:rPr>
+          <w:rFonts w:ascii="Times New Roman" w:hAnsi="Times New Roman"/>
+          <w:sz w:val="24"/>
+        </w:rPr>
+        <w:t>по́двиги</w:t>
+      </w:r>
+      <w:r>
+        <w:rPr>
+          <w:rFonts w:ascii="Times New Roman" w:hAnsi="Times New Roman"/>
+          <w:sz w:val="24"/>
+        </w:rPr>
+        <w:t xml:space="preserve"> </w:t>
+      </w:r>
+      <w:r>
+        <w:rPr>
+          <w:rFonts w:ascii="Times New Roman" w:hAnsi="Times New Roman"/>
+          <w:sz w:val="24"/>
+        </w:rPr>
+        <w:t>боже́ственного</w:t>
+      </w:r>
+      <w:r>
+        <w:rPr>
+          <w:rFonts w:ascii="Times New Roman" w:hAnsi="Times New Roman"/>
+          <w:sz w:val="24"/>
+        </w:rPr>
+        <w:t xml:space="preserve"> твого́ </w:t>
+      </w:r>
+      <w:r>
+        <w:rPr>
+          <w:rFonts w:ascii="Times New Roman" w:hAnsi="Times New Roman"/>
+          <w:sz w:val="24"/>
+        </w:rPr>
+        <w:t>с</w:t>
+      </w:r>
+      <w:r>
+        <w:rPr>
+          <w:rFonts w:ascii="Times New Roman" w:hAnsi="Times New Roman"/>
+          <w:sz w:val="24"/>
+        </w:rPr>
+        <w:t>тражда́ння</w:t>
+      </w:r>
+      <w:r>
+        <w:rPr>
+          <w:rFonts w:ascii="Times New Roman" w:hAnsi="Times New Roman"/>
+          <w:sz w:val="24"/>
+        </w:rPr>
+        <w:t xml:space="preserve"> * </w:t>
+      </w:r>
+      <w:r>
+        <w:rPr>
+          <w:rFonts w:ascii="Times New Roman" w:hAnsi="Times New Roman"/>
+          <w:sz w:val="24"/>
+        </w:rPr>
+        <w:t>че́рез</w:t>
+      </w:r>
+      <w:r>
+        <w:rPr>
+          <w:rFonts w:ascii="Times New Roman" w:hAnsi="Times New Roman"/>
+          <w:sz w:val="24"/>
+        </w:rPr>
+        <w:t xml:space="preserve"> </w:t>
+      </w:r>
+      <w:r>
+        <w:rPr>
+          <w:rFonts w:ascii="Times New Roman" w:hAnsi="Times New Roman"/>
+          <w:sz w:val="24"/>
+        </w:rPr>
+        <w:t>пле́тиво</w:t>
+      </w:r>
+      <w:r>
+        <w:rPr>
+          <w:rFonts w:ascii="Times New Roman" w:hAnsi="Times New Roman"/>
+          <w:sz w:val="24"/>
+        </w:rPr>
+        <w:t xml:space="preserve"> мук, * </w:t>
+      </w:r>
+      <w:r>
+        <w:rPr>
+          <w:rFonts w:ascii="Times New Roman" w:hAnsi="Times New Roman"/>
+          <w:sz w:val="24"/>
+        </w:rPr>
+        <w:t>ду́шу</w:t>
+      </w:r>
+      <w:r>
+        <w:rPr>
+          <w:rFonts w:ascii="Times New Roman" w:hAnsi="Times New Roman"/>
+          <w:sz w:val="24"/>
+        </w:rPr>
+        <w:t xml:space="preserve"> твою́ </w:t>
+      </w:r>
+      <w:r>
+        <w:rPr>
+          <w:rFonts w:ascii="Times New Roman" w:hAnsi="Times New Roman"/>
+          <w:sz w:val="24"/>
+        </w:rPr>
+        <w:t>Бо́гові</w:t>
+      </w:r>
+      <w:r>
+        <w:rPr>
+          <w:rFonts w:ascii="Times New Roman" w:hAnsi="Times New Roman"/>
+          <w:sz w:val="24"/>
+        </w:rPr>
+        <w:t xml:space="preserve"> </w:t>
+      </w:r>
+      <w:r>
+        <w:rPr>
+          <w:rFonts w:ascii="Times New Roman" w:hAnsi="Times New Roman"/>
+          <w:sz w:val="24"/>
+        </w:rPr>
+        <w:t>відда́в</w:t>
+      </w:r>
+      <w:r>
+        <w:rPr>
+          <w:rFonts w:ascii="Times New Roman" w:hAnsi="Times New Roman"/>
+          <w:sz w:val="24"/>
+        </w:rPr>
+        <w:t xml:space="preserve"> єси́. * Його́ </w:t>
+      </w:r>
+      <w:r>
+        <w:rPr>
+          <w:rFonts w:ascii="Times New Roman" w:hAnsi="Times New Roman"/>
+          <w:sz w:val="24"/>
+        </w:rPr>
+        <w:t>блага́й</w:t>
+      </w:r>
+      <w:r>
+        <w:rPr>
+          <w:rFonts w:ascii="Times New Roman" w:hAnsi="Times New Roman"/>
+          <w:sz w:val="24"/>
+        </w:rPr>
+        <w:t xml:space="preserve">, </w:t>
+      </w:r>
+      <w:r>
+        <w:rPr>
+          <w:rFonts w:ascii="Times New Roman" w:hAnsi="Times New Roman"/>
+          <w:sz w:val="24"/>
+        </w:rPr>
+        <w:t>всеблаже́нний</w:t>
+      </w:r>
+      <w:r>
+        <w:rPr>
+          <w:rFonts w:ascii="Times New Roman" w:hAnsi="Times New Roman"/>
+          <w:sz w:val="24"/>
+        </w:rPr>
+        <w:t xml:space="preserve">, * </w:t>
+      </w:r>
+      <w:r>
+        <w:rPr>
+          <w:rFonts w:ascii="Times New Roman" w:hAnsi="Times New Roman"/>
+          <w:sz w:val="24"/>
+        </w:rPr>
+        <w:t>дарува́ти</w:t>
+      </w:r>
+      <w:r>
+        <w:rPr>
+          <w:rFonts w:ascii="Times New Roman" w:hAnsi="Times New Roman"/>
+          <w:sz w:val="24"/>
+        </w:rPr>
+        <w:t xml:space="preserve"> нам </w:t>
+      </w:r>
+      <w:r>
+        <w:rPr>
+          <w:rFonts w:ascii="Times New Roman" w:hAnsi="Times New Roman"/>
+          <w:sz w:val="24"/>
+        </w:rPr>
+        <w:t>вели́ку</w:t>
+      </w:r>
+      <w:r>
+        <w:rPr>
+          <w:rFonts w:ascii="Times New Roman" w:hAnsi="Times New Roman"/>
+          <w:sz w:val="24"/>
+        </w:rPr>
+        <w:t xml:space="preserve"> </w:t>
+      </w:r>
+      <w:r>
+        <w:rPr>
+          <w:rFonts w:ascii="Times New Roman" w:hAnsi="Times New Roman"/>
+          <w:sz w:val="24"/>
+        </w:rPr>
+        <w:t>ми́лість</w:t>
+      </w:r>
+      <w:r>
+        <w:rPr>
+          <w:rFonts w:ascii="Times New Roman" w:hAnsi="Times New Roman"/>
+          <w:sz w:val="24"/>
+        </w:rPr>
+        <w:t>.</w:t>
       </w:r>
     </w:p>
     <w:p>
@@ -8910,7 +10904,6 @@
       <w:r>
         <w:rPr>
           <w:rFonts w:ascii="Times New Roman" w:hAnsi="Times New Roman"/>
-          <w:color w:val="333333"/>
           <w:sz w:val="24"/>
         </w:rPr>
         <w:t>Собезнача́льне Сло́во Отцю́ і Ду́хові,* від Ді́ви наро́джене на спасі́ння на́ше,* оспіва́ймо, ві́рні, і поклоні́мся,* бо благоволи́в пло́ттю зійти́ на хрест* і смерть перетерпі́ти, і воскреси́ти уме́рлих* сла́вним воскресі́нням Свої́м.</w:t>
@@ -8933,10 +10926,10 @@
         <w:rPr>
           <w:rFonts w:ascii="Times New Roman" w:hAnsi="Times New Roman"/>
           <w:i/>
-          <w:color w:val="FF0000"/>
-          <w:sz w:val="24"/>
-        </w:rPr>
-        <w:t xml:space="preserve">Тропар (г. 3): </w:t>
+          <w:color w:val="FF4400"/>
+          <w:sz w:val="24"/>
+        </w:rPr>
+        <w:t xml:space="preserve">(г. 3): </w:t>
       </w:r>
       <w:r>
         <w:rPr>
@@ -8962,10 +10955,10 @@
         <w:rPr>
           <w:rFonts w:ascii="Times New Roman" w:hAnsi="Times New Roman"/>
           <w:i/>
-          <w:color w:val="FF0000"/>
-          <w:sz w:val="24"/>
-        </w:rPr>
-        <w:t xml:space="preserve">Богородичний (г. 3): </w:t>
+          <w:color w:val="FF4400"/>
+          <w:sz w:val="24"/>
+        </w:rPr>
+        <w:t xml:space="preserve">(г. 3): </w:t>
       </w:r>
       <w:r>
         <w:rPr>
@@ -13811,7 +15804,6 @@
       <w:r>
         <w:rPr>
           <w:rFonts w:ascii="Times New Roman" w:hAnsi="Times New Roman"/>
-          <w:color w:val="333333"/>
           <w:sz w:val="24"/>
         </w:rPr>
         <w:t>Собезнача́льне Сло́во Отцю́ і Ду́хові,* від Ді́ви наро́джене на спасі́ння на́ше,* оспіва́ймо, ві́рні, і поклоні́мся,* бо благоволи́в пло́ттю зійти́ на хрест* і смерть перетерпі́ти, і воскреси́ти уме́рлих* сла́вним воскресі́нням Свої́м.</w:t>
@@ -13843,10 +15835,10 @@
         <w:rPr>
           <w:rFonts w:ascii="Times New Roman" w:hAnsi="Times New Roman"/>
           <w:i/>
-          <w:color w:val="FF0000"/>
-          <w:sz w:val="24"/>
-        </w:rPr>
-        <w:t xml:space="preserve">Тропар (г. 3): </w:t>
+          <w:color w:val="FF4400"/>
+          <w:sz w:val="24"/>
+        </w:rPr>
+        <w:t xml:space="preserve">(г. 3): </w:t>
       </w:r>
       <w:r>
         <w:rPr>
@@ -13872,10 +15864,10 @@
         <w:rPr>
           <w:rFonts w:ascii="Times New Roman" w:hAnsi="Times New Roman"/>
           <w:i/>
-          <w:color w:val="FF0000"/>
-          <w:sz w:val="24"/>
-        </w:rPr>
-        <w:t xml:space="preserve">Богородичний (г. 3): </w:t>
+          <w:color w:val="FF4400"/>
+          <w:sz w:val="24"/>
+        </w:rPr>
+        <w:t xml:space="preserve">(г. 3): </w:t>
       </w:r>
       <w:r>
         <w:rPr>

--- a/flow/20230914_vu_template/drafts/2024-08-g/25-НД-Гл.5-Вартоломея,ап. Тита.docx
+++ b/flow/20230914_vu_template/drafts/2024-08-g/25-НД-Гл.5-Вартоломея,ап. Тита.docx
@@ -191,31 +191,85 @@
     </w:p>
     <w:p>
       <w:pPr>
-        <w:spacing w:after="120"/>
-        <w:jc w:val="both"/>
-        <w:rPr>
-          <w:rFonts w:ascii="Times New Roman" w:hAnsi="Times New Roman" w:cs="Times New Roman"/>
-          <w:sz w:val="24"/>
-          <w:szCs w:val="24"/>
-        </w:rPr>
-      </w:pPr>
-      <w:r>
-        <w:rPr>
-          <w:rFonts w:ascii="Times New Roman" w:hAnsi="Times New Roman" w:cs="Times New Roman"/>
-          <w:sz w:val="24"/>
-          <w:szCs w:val="24"/>
-        </w:rPr>
-        <w:t xml:space="preserve">Святий Боже, святий Кріпкий, святий Безсмертний, помилуй нас </w:t>
-      </w:r>
-      <w:r>
-        <w:rPr>
-          <w:rFonts w:ascii="Times New Roman" w:hAnsi="Times New Roman" w:cs="Times New Roman"/>
-          <w:i/>
-          <w:color w:val="FF0000"/>
-          <w:sz w:val="24"/>
-          <w:szCs w:val="24"/>
-        </w:rPr>
-        <w:t>(3 р.)</w:t>
+        <w:pStyle w:val="a"/>
+        <w:spacing w:after="120"/>
+      </w:pPr>
+      <w:r>
+        <w:rPr>
+          <w:rFonts w:ascii="Times New Roman" w:hAnsi="Times New Roman"/>
+          <w:sz w:val="24"/>
+        </w:rPr>
+        <w:t xml:space="preserve">Святий Боже, святий Кріпкий, святий Безсмертний, помилуй нас. </w:t>
+      </w:r>
+      <w:r>
+        <w:rPr>
+          <w:rFonts w:ascii="Times New Roman" w:hAnsi="Times New Roman"/>
+          <w:i/>
+          <w:color w:val="FF0000"/>
+          <w:sz w:val="24"/>
+        </w:rPr>
+        <w:t>(3 р.)</w:t>
+      </w:r>
+    </w:p>
+    <w:p>
+      <w:pPr>
+        <w:pStyle w:val="a"/>
+        <w:spacing w:after="120"/>
+      </w:pPr>
+      <w:r>
+        <w:rPr>
+          <w:rFonts w:ascii="Times New Roman" w:hAnsi="Times New Roman"/>
+          <w:sz w:val="24"/>
+        </w:rPr>
+        <w:t>Слава Отцю, і Сину, і Святому Духові,* і нині і повсякчас, і на віки віків. Амінь.</w:t>
+      </w:r>
+    </w:p>
+    <w:p>
+      <w:pPr>
+        <w:spacing w:after="120"/>
+        <w:jc w:val="both"/>
+        <w:rPr>
+          <w:rFonts w:ascii="Times New Roman" w:hAnsi="Times New Roman" w:cs="Times New Roman"/>
+          <w:sz w:val="24"/>
+          <w:szCs w:val="24"/>
+        </w:rPr>
+      </w:pPr>
+      <w:r>
+        <w:rPr>
+          <w:rFonts w:ascii="Times New Roman" w:hAnsi="Times New Roman" w:cs="Times New Roman"/>
+          <w:sz w:val="24"/>
+          <w:szCs w:val="24"/>
+        </w:rPr>
+        <w:t>Пресвята Тройце, помилуй нас;* Господи, очисти гріхи наші;* Владико, прости беззаконня наші;* Святий, завітай і зціли немочі наші імени твого ради.</w:t>
+      </w:r>
+    </w:p>
+    <w:p>
+      <w:pPr>
+        <w:spacing w:after="120"/>
+        <w:jc w:val="both"/>
+        <w:rPr>
+          <w:rFonts w:ascii="Times New Roman" w:hAnsi="Times New Roman" w:cs="Times New Roman"/>
+          <w:sz w:val="24"/>
+          <w:szCs w:val="24"/>
+        </w:rPr>
+      </w:pPr>
+      <w:r>
+        <w:rPr>
+          <w:rFonts w:ascii="Times New Roman" w:hAnsi="Times New Roman" w:cs="Times New Roman"/>
+          <w:sz w:val="24"/>
+          <w:szCs w:val="24"/>
+        </w:rPr>
+        <w:t xml:space="preserve">Господи, помилуй </w:t>
+      </w:r>
+      <w:r>
+        <w:rPr>
+          <w:rFonts w:ascii="Times New Roman" w:hAnsi="Times New Roman" w:cs="Times New Roman"/>
+          <w:i/>
+          <w:color w:val="FF0000"/>
+          <w:sz w:val="24"/>
+          <w:szCs w:val="24"/>
+        </w:rPr>
+        <w:t>(3 р.)</w:t>
       </w:r>
       <w:r>
         <w:rPr>
@@ -229,76 +283,133 @@
     </w:p>
     <w:p>
       <w:pPr>
-        <w:spacing w:after="120"/>
-        <w:jc w:val="both"/>
-        <w:rPr>
-          <w:rFonts w:ascii="Times New Roman" w:hAnsi="Times New Roman" w:cs="Times New Roman"/>
-          <w:sz w:val="24"/>
-          <w:szCs w:val="24"/>
-        </w:rPr>
-      </w:pPr>
-      <w:r>
-        <w:rPr>
-          <w:rFonts w:ascii="Times New Roman" w:hAnsi="Times New Roman" w:cs="Times New Roman"/>
-          <w:sz w:val="24"/>
-          <w:szCs w:val="24"/>
-        </w:rPr>
-        <w:t>Слава Отцю, і Сину, і Святому Духові,* і нині і повсякчас, і на віки віків. Амінь.</w:t>
-      </w:r>
-    </w:p>
-    <w:p>
-      <w:pPr>
-        <w:spacing w:after="120"/>
-        <w:jc w:val="both"/>
-        <w:rPr>
-          <w:rFonts w:ascii="Times New Roman" w:hAnsi="Times New Roman" w:cs="Times New Roman"/>
-          <w:sz w:val="24"/>
-          <w:szCs w:val="24"/>
-        </w:rPr>
-      </w:pPr>
-      <w:r>
-        <w:rPr>
-          <w:rFonts w:ascii="Times New Roman" w:hAnsi="Times New Roman" w:cs="Times New Roman"/>
-          <w:sz w:val="24"/>
-          <w:szCs w:val="24"/>
-        </w:rPr>
-        <w:t>Пресвята Тройце, помилуй нас;* Господи, очисти гріхи наші;* Владико, прости беззаконня наші;* Святий, завітай і зціли немочі наші імени твого ради.</w:t>
-      </w:r>
-    </w:p>
-    <w:p>
-      <w:pPr>
-        <w:spacing w:after="120"/>
-        <w:jc w:val="both"/>
-        <w:rPr>
-          <w:rFonts w:ascii="Times New Roman" w:hAnsi="Times New Roman" w:cs="Times New Roman"/>
-          <w:sz w:val="24"/>
-          <w:szCs w:val="24"/>
-        </w:rPr>
-      </w:pPr>
-      <w:r>
-        <w:rPr>
-          <w:rFonts w:ascii="Times New Roman" w:hAnsi="Times New Roman" w:cs="Times New Roman"/>
-          <w:sz w:val="24"/>
-          <w:szCs w:val="24"/>
-        </w:rPr>
-        <w:t xml:space="preserve">Господи, помилуй </w:t>
-      </w:r>
-      <w:r>
-        <w:rPr>
-          <w:rFonts w:ascii="Times New Roman" w:hAnsi="Times New Roman" w:cs="Times New Roman"/>
-          <w:i/>
-          <w:color w:val="FF0000"/>
-          <w:sz w:val="24"/>
-          <w:szCs w:val="24"/>
-        </w:rPr>
-        <w:t>(3 р.)</w:t>
-      </w:r>
-      <w:r>
-        <w:rPr>
-          <w:rFonts w:ascii="Times New Roman" w:hAnsi="Times New Roman" w:cs="Times New Roman"/>
-          <w:i/>
-          <w:sz w:val="24"/>
-          <w:szCs w:val="24"/>
+        <w:pStyle w:val="a"/>
+        <w:spacing w:after="120"/>
+      </w:pPr>
+      <w:r>
+        <w:rPr>
+          <w:rFonts w:ascii="Times New Roman" w:hAnsi="Times New Roman"/>
+          <w:sz w:val="24"/>
+        </w:rPr>
+        <w:t xml:space="preserve">Слава </w:t>
+      </w:r>
+      <w:r>
+        <w:rPr>
+          <w:rFonts w:ascii="Times New Roman" w:hAnsi="Times New Roman"/>
+          <w:sz w:val="24"/>
+        </w:rPr>
+        <w:t>Отцю</w:t>
+      </w:r>
+      <w:r>
+        <w:rPr>
+          <w:rFonts w:ascii="Times New Roman" w:hAnsi="Times New Roman"/>
+          <w:sz w:val="24"/>
+        </w:rPr>
+        <w:t xml:space="preserve">, і Сину, і Святому </w:t>
+      </w:r>
+      <w:r>
+        <w:rPr>
+          <w:rFonts w:ascii="Times New Roman" w:hAnsi="Times New Roman"/>
+          <w:sz w:val="24"/>
+        </w:rPr>
+        <w:t>Духові</w:t>
+      </w:r>
+      <w:r>
+        <w:rPr>
+          <w:rFonts w:ascii="Times New Roman" w:hAnsi="Times New Roman"/>
+          <w:sz w:val="24"/>
+        </w:rPr>
+        <w:t>,</w:t>
+      </w:r>
+      <w:r>
+        <w:rPr>
+          <w:rFonts w:ascii="Times New Roman" w:hAnsi="Times New Roman"/>
+          <w:sz w:val="24"/>
+        </w:rPr>
+        <w:t xml:space="preserve">* </w:t>
+      </w:r>
+      <w:r>
+        <w:rPr>
+          <w:rFonts w:ascii="Times New Roman" w:hAnsi="Times New Roman"/>
+          <w:sz w:val="24"/>
+        </w:rPr>
+        <w:t>і</w:t>
+      </w:r>
+      <w:r>
+        <w:rPr>
+          <w:rFonts w:ascii="Times New Roman" w:hAnsi="Times New Roman"/>
+          <w:b/>
+          <w:sz w:val="24"/>
+        </w:rPr>
+        <w:t xml:space="preserve"> </w:t>
+      </w:r>
+      <w:r>
+        <w:rPr>
+          <w:rFonts w:ascii="Times New Roman" w:hAnsi="Times New Roman"/>
+          <w:sz w:val="24"/>
+        </w:rPr>
+        <w:t>нині</w:t>
+      </w:r>
+      <w:r>
+        <w:rPr>
+          <w:rFonts w:ascii="Times New Roman" w:hAnsi="Times New Roman"/>
+          <w:sz w:val="24"/>
+        </w:rPr>
+        <w:t xml:space="preserve"> і </w:t>
+      </w:r>
+      <w:r>
+        <w:rPr>
+          <w:rFonts w:ascii="Times New Roman" w:hAnsi="Times New Roman"/>
+          <w:sz w:val="24"/>
+        </w:rPr>
+        <w:t>повсякчас</w:t>
+      </w:r>
+      <w:r>
+        <w:rPr>
+          <w:rFonts w:ascii="Times New Roman" w:hAnsi="Times New Roman"/>
+          <w:sz w:val="24"/>
+        </w:rPr>
+        <w:t xml:space="preserve">, і на </w:t>
+      </w:r>
+      <w:r>
+        <w:rPr>
+          <w:rFonts w:ascii="Times New Roman" w:hAnsi="Times New Roman"/>
+          <w:sz w:val="24"/>
+        </w:rPr>
+        <w:t>віки</w:t>
+      </w:r>
+      <w:r>
+        <w:rPr>
+          <w:rFonts w:ascii="Times New Roman" w:hAnsi="Times New Roman"/>
+          <w:sz w:val="24"/>
+        </w:rPr>
+        <w:t xml:space="preserve"> </w:t>
+      </w:r>
+      <w:r>
+        <w:rPr>
+          <w:rFonts w:ascii="Times New Roman" w:hAnsi="Times New Roman"/>
+          <w:sz w:val="24"/>
+        </w:rPr>
+        <w:t>віків</w:t>
+      </w:r>
+      <w:r>
+        <w:rPr>
+          <w:rFonts w:ascii="Times New Roman" w:hAnsi="Times New Roman"/>
+          <w:sz w:val="24"/>
+        </w:rPr>
+        <w:t xml:space="preserve">. </w:t>
+      </w:r>
+      <w:r>
+        <w:rPr>
+          <w:rFonts w:ascii="Times New Roman" w:hAnsi="Times New Roman"/>
+          <w:sz w:val="24"/>
+        </w:rPr>
+        <w:t>Амінь</w:t>
+      </w:r>
+      <w:r>
+        <w:rPr>
+          <w:rFonts w:ascii="Times New Roman" w:hAnsi="Times New Roman"/>
+          <w:sz w:val="24"/>
         </w:rPr>
         <w:t>.</w:t>
       </w:r>
@@ -319,25 +430,6 @@
           <w:sz w:val="24"/>
           <w:szCs w:val="24"/>
         </w:rPr>
-        <w:t>Слава Отцю, і Сину, і Святому Духові.* І нині і повсякчас, і на віки віків. Амінь.</w:t>
-      </w:r>
-    </w:p>
-    <w:p>
-      <w:pPr>
-        <w:spacing w:after="120"/>
-        <w:jc w:val="both"/>
-        <w:rPr>
-          <w:rFonts w:ascii="Times New Roman" w:hAnsi="Times New Roman" w:cs="Times New Roman"/>
-          <w:sz w:val="24"/>
-          <w:szCs w:val="24"/>
-        </w:rPr>
-      </w:pPr>
-      <w:r>
-        <w:rPr>
-          <w:rFonts w:ascii="Times New Roman" w:hAnsi="Times New Roman" w:cs="Times New Roman"/>
-          <w:sz w:val="24"/>
-          <w:szCs w:val="24"/>
-        </w:rPr>
         <w:t>Отче наш, що єси на небесах,* нехай святиться ім’я твоє,* нехай прийде царство твоє,* нехай буде воля твоя, як на небі, так і на землі.* Хліб наш насущний дай нам сьогодні,* і прости нам провини наші,* як і ми прощаємо винуватцям нашим,* і не введи нас у спокусу,* але визволи нас від лукавого.</w:t>
       </w:r>
     </w:p>
@@ -413,7 +505,7 @@
           <w:sz w:val="24"/>
           <w:szCs w:val="24"/>
         </w:rPr>
-        <w:t>(12 р.)</w:t>
+        <w:t>(12 р.)</w:t>
       </w:r>
       <w:r>
         <w:rPr>
@@ -1182,7 +1274,7 @@
           <w:sz w:val="24"/>
           <w:szCs w:val="24"/>
         </w:rPr>
-        <w:t xml:space="preserve"> Господи щедрий і милосердний, довготерпеливий і многомилостивий! Вислухай молитви наші і зверни увагу на голос моління нашого і яви нам знак милости твоєї, наведи нас на </w:t>
+        <w:t xml:space="preserve"> Господи щедрий і милосердний, довготерпеливий і многомилостивий! Вислухай молитви наші і зверни увагу на голос моління нашого і яви нам знак милости твоєї, наведи нас на </w:t>
       </w:r>
       <w:r>
         <w:rPr>
@@ -1211,7 +1303,7 @@
           <w:sz w:val="24"/>
           <w:szCs w:val="24"/>
         </w:rPr>
-        <w:t>2. </w:t>
+        <w:t xml:space="preserve">2. </w:t>
       </w:r>
       <w:r>
         <w:rPr>
@@ -1247,27 +1339,27 @@
           <w:sz w:val="24"/>
           <w:szCs w:val="24"/>
         </w:rPr>
-        <w:t> Господи, Боже наш! Згадай нас грішних і недостойних слуг твоїх, коли призиваємо святе ім'я твоє, і не осороми нас, коли очікуємо милости твоєї, але вислухай, Господи, усі наші спасенні прохання, і вчини нас достойними любити і боятися тебе від усього серця нашого і творити в усьому волю твою. Бо ти є добрий і людинолюбний Бог, і тобі славу віддаємо: Отцю, і Сину, і Святому Духові, нині і повсякчас, і на віки віків. Амінь.</w:t>
-      </w:r>
-    </w:p>
-    <w:p>
-      <w:pPr>
-        <w:spacing w:after="120"/>
-        <w:jc w:val="both"/>
-        <w:rPr>
-          <w:rFonts w:ascii="Times New Roman" w:hAnsi="Times New Roman" w:cs="Times New Roman"/>
-          <w:sz w:val="24"/>
-          <w:szCs w:val="24"/>
-        </w:rPr>
-      </w:pPr>
-      <w:r>
-        <w:rPr>
-          <w:rFonts w:ascii="Times New Roman" w:hAnsi="Times New Roman" w:cs="Times New Roman"/>
-          <w:color w:val="FF0000"/>
-          <w:sz w:val="24"/>
-          <w:szCs w:val="24"/>
-        </w:rPr>
-        <w:t>4. </w:t>
+        <w:t xml:space="preserve"> Господи, Боже наш! Згадай нас грішних і недостойних слуг твоїх, коли призиваємо святе ім'я твоє, і не осороми нас, коли очікуємо милости твоєї, але вислухай, Господи, усі наші спасенні прохання, і вчини нас достойними любити і боятися тебе від усього серця нашого і творити в усьому волю твою. Бо ти є добрий і людинолюбний Бог, і тобі славу віддаємо: Отцю, і Сину, і Святому Духові, нині і повсякчас, і на віки віків. Амінь.</w:t>
+      </w:r>
+    </w:p>
+    <w:p>
+      <w:pPr>
+        <w:spacing w:after="120"/>
+        <w:jc w:val="both"/>
+        <w:rPr>
+          <w:rFonts w:ascii="Times New Roman" w:hAnsi="Times New Roman" w:cs="Times New Roman"/>
+          <w:sz w:val="24"/>
+          <w:szCs w:val="24"/>
+        </w:rPr>
+      </w:pPr>
+      <w:r>
+        <w:rPr>
+          <w:rFonts w:ascii="Times New Roman" w:hAnsi="Times New Roman" w:cs="Times New Roman"/>
+          <w:color w:val="FF0000"/>
+          <w:sz w:val="24"/>
+          <w:szCs w:val="24"/>
+        </w:rPr>
+        <w:t xml:space="preserve">4. </w:t>
       </w:r>
       <w:r>
         <w:rPr>
@@ -1303,7 +1395,7 @@
           <w:sz w:val="24"/>
           <w:szCs w:val="24"/>
         </w:rPr>
-        <w:t> Благословенний ти, Господи Боже, Вседержителю, що знаєш думки людські, що відаєш те, чого ми потребуємо, і багато більше, ніж ми просимо, або розуміємо. Самий ти, людинолюбний Царю, у всьому добрий, задовольни нас багатством твоїх ласк, щоб ми непостидною совістю призивали святе ім'я твоє; і не введи нас у спокусу, але визволь нас від злого, і провидінням твоїм дай нам усе корисне. Бо тобі належить усяка слава, честь і поклоніння: Отцю, і Сину, і Святому Духові, нині і повсякчас, і на віки віків. Амінь.</w:t>
+        <w:t xml:space="preserve"> Благословенний ти, Господи Боже, Вседержителю, що знаєш думки людські, що відаєш те, чого ми потребуємо, і багато більше, ніж ми просимо, або розуміємо. Самий ти, людинолюбний Царю, у всьому добрий, задовольни нас багатством твоїх ласк, щоб ми непостидною совістю призивали святе ім'я твоє; і не введи нас у спокусу, але визволь нас від злого, і провидінням твоїм дай нам усе корисне. Бо тобі належить усяка слава, честь і поклоніння: Отцю, і Сину, і Святому Духові, нині і повсякчас, і на віки віків. Амінь.</w:t>
       </w:r>
     </w:p>
     <w:p>
@@ -1331,7 +1423,7 @@
           <w:sz w:val="24"/>
           <w:szCs w:val="24"/>
         </w:rPr>
-        <w:t> Господи, Господи, що пречистою твоєю долонею все утримуєш, що довго терпиш нам усім, і жалієшся задля нашої злоби! Згадай твої милості і ласки, відвідай нас у твоїй доброті і дай нам пройти й останок нинішнього дня вільним від різних затій лукавого, і збережи наше життя без напастувань, благодаттю Святого твого Духа, − милістю, щедротами і людинолюб'ям єдинородного Сина твого, з яким і ти є благословенний, з пресвятим, добрим і животворящим твоїм Духом, нині і повсякчас, і на віки віків. Амінь.</w:t>
+        <w:t xml:space="preserve"> Господи, Господи, що пречистою твоєю долонею все утримуєш, що довго терпиш нам усім, і жалієшся задля нашої злоби! Згадай твої милості і ласки, відвідай нас у твоїй доброті і дай нам пройти й останок нинішнього дня вільним від різних затій лукавого, і збережи наше життя без напастувань, благодаттю Святого твого Духа, − милістю, щедротами і людинолюб'ям єдинородного Сина твого, з яким і ти є благословенний, з пресвятим, добрим і животворящим твоїм Духом, нині і повсякчас, і на віки віків. Амінь.</w:t>
       </w:r>
     </w:p>
     <w:p>
@@ -1359,7 +1451,7 @@
           <w:sz w:val="24"/>
           <w:szCs w:val="24"/>
         </w:rPr>
-        <w:t> Боже великий і дивний, що несказанною добрістю і багатим промислом усім управляєш, і дав нам земні добра й запевнив нам обіцяне царство уділеними ласками впродовж цього дня, остерігши нас від усякого лиха! Дай нам і решту непорочно докінчити перед святою твоєю славою і величати тебе одного і доброго, і людинолюбного Бога нашого. Бо ти Бог наш і тобі славу віддаємо: Отцю, і Сину, і Святому Духові, нині і повсякчас, і на віки віків. Амінь.</w:t>
+        <w:t xml:space="preserve"> Боже великий і дивний, що несказанною добрістю і багатим промислом усім управляєш, і дав нам земні добра й запевнив нам обіцяне царство уділеними ласками впродовж цього дня, остерігши нас від усякого лиха! Дай нам і решту непорочно докінчити перед святою твоєю славою і величати тебе одного і доброго, і людинолюбного Бога нашого. Бо ти Бог наш і тобі славу віддаємо: Отцю, і Сину, і Святому Духові, нині і повсякчас, і на віки віків. Амінь.</w:t>
       </w:r>
     </w:p>
     <w:p>
@@ -1387,7 +1479,7 @@
           <w:sz w:val="24"/>
           <w:szCs w:val="24"/>
         </w:rPr>
-        <w:t xml:space="preserve"> Боже великий і вишній, в тебе одного є безсмертність і в світлі живеш недоступнім. Ти все створіння мудро створив, відокремив світло від темряви і сонце поклав, щоб правити днем, а місяць і зорі, щоб володіли ніччю, нас же грішних вчинив достойними і в теперішню годину стати перед твоїм обличчям, щоб тебе визнавати і принести тобі вечірнє славослов'я. Направ, Людинолюбче, молитву нашу, немов кадило, перед тобою і прийми її, як благовонний запах. Дай нам мирний цей вечір і близьку вже ніч; зодягни нас у броню світла; визволь нас від нічного страху і всякої речі, що в темряві з'являється, і дай сон, що його ти дарував на відпочинок нашій немічності, вільний від усякого маріння диявольського. Владико, давче добра, хай і на нашій постелі, бувши тобі милими, згадуємо вночі твоє ім'я і, просвічувані навчанням твоїх заповідей, встанемо в душевній радості до звеличування </w:t>
+        <w:t xml:space="preserve"> Боже великий і вишній, в тебе одного є безсмертність і в світлі живеш недоступнім. Ти все створіння мудро створив, відокремив світло від темряви і сонце поклав, щоб правити днем, а місяць і зорі, щоб володіли ніччю, нас же грішних вчинив достойними і в теперішню годину стати перед твоїм обличчям, щоб тебе визнавати і принести тобі вечірнє славослов'я. Направ, Людинолюбче, молитву нашу, немов кадило, перед тобою і прийми її, як благовонний запах. Дай нам мирний цей вечір і близьку вже ніч; зодягни нас у броню світла; визволь нас від нічного страху і всякої речі, що в темряві з'являється, і дай сон, що його ти дарував на відпочинок нашій немічності, вільний від усякого маріння диявольського. Владико, давче добра, хай і на нашій постелі, бувши тобі милими, згадуємо вночі твоє ім'я і, просвічувані навчанням твоїх заповідей, встанемо в душевній радості до звеличування </w:t>
       </w:r>
       <w:r>
         <w:rPr>
@@ -2452,7 +2544,7 @@
           <w:color w:val="FF0000"/>
           <w:sz w:val="24"/>
         </w:rPr>
-        <w:t>(3 р.)</w:t>
+        <w:t>(3 р.)</w:t>
       </w:r>
     </w:p>
     <w:p>
@@ -4750,19 +4842,17 @@
       </w:pPr>
       <w:r>
         <w:rPr>
-          <w:rFonts w:ascii="Times New Roman" w:hAnsi="Times New Roman" w:cs="Times New Roman"/>
+          <w:rFonts w:ascii="Times New Roman" w:hAnsi="Times New Roman"/>
           <w:i/>
           <w:color w:val="FF4400"/>
           <w:sz w:val="24"/>
-          <w:szCs w:val="24"/>
         </w:rPr>
         <w:t>Священик:</w:t>
       </w:r>
       <w:r>
         <w:rPr>
-          <w:rFonts w:ascii="Times New Roman" w:hAnsi="Times New Roman" w:cs="Times New Roman"/>
-          <w:sz w:val="24"/>
-          <w:szCs w:val="24"/>
+          <w:rFonts w:ascii="Times New Roman" w:hAnsi="Times New Roman"/>
+          <w:sz w:val="24"/>
         </w:rPr>
         <w:t xml:space="preserve"> Мир всім.</w:t>
       </w:r>
@@ -6095,21 +6185,19 @@
       </w:pPr>
       <w:r>
         <w:rPr>
-          <w:rFonts w:ascii="Times New Roman" w:hAnsi="Times New Roman" w:cs="Times New Roman"/>
+          <w:rFonts w:ascii="Times New Roman" w:hAnsi="Times New Roman"/>
           <w:i/>
           <w:color w:val="FF4400"/>
           <w:sz w:val="24"/>
-          <w:szCs w:val="24"/>
         </w:rPr>
         <w:t>Священик:</w:t>
       </w:r>
       <w:r>
         <w:rPr>
-          <w:rFonts w:ascii="Times New Roman" w:hAnsi="Times New Roman" w:cs="Times New Roman"/>
-          <w:sz w:val="24"/>
-          <w:szCs w:val="24"/>
-        </w:rPr>
-        <w:t xml:space="preserve"> Бо Ти – Бог милости, ласк і людинолюбности, і Тобі славу віддаємо, Отцю, і Сину, і Святому Духові, нині, і повсякчас, і на віки віків.</w:t>
+          <w:rFonts w:ascii="Times New Roman" w:hAnsi="Times New Roman"/>
+          <w:sz w:val="24"/>
+        </w:rPr>
+        <w:t xml:space="preserve"> Бо Ти – Бог милости, ласк і людинолюбности, і Тобі славу віддаємо, Отцю, і Сину, і Святому Духові, нині, і повсякчас, і на віки віків.</w:t>
       </w:r>
     </w:p>
     <w:p>
@@ -6162,19 +6250,17 @@
       </w:pPr>
       <w:r>
         <w:rPr>
-          <w:rFonts w:ascii="Times New Roman" w:hAnsi="Times New Roman" w:cs="Times New Roman"/>
+          <w:rFonts w:ascii="Times New Roman" w:hAnsi="Times New Roman"/>
           <w:i/>
           <w:color w:val="FF4400"/>
           <w:sz w:val="24"/>
-          <w:szCs w:val="24"/>
         </w:rPr>
         <w:t>Священик:</w:t>
       </w:r>
       <w:r>
         <w:rPr>
-          <w:rFonts w:ascii="Times New Roman" w:hAnsi="Times New Roman" w:cs="Times New Roman"/>
-          <w:sz w:val="24"/>
-          <w:szCs w:val="24"/>
+          <w:rFonts w:ascii="Times New Roman" w:hAnsi="Times New Roman"/>
+          <w:sz w:val="24"/>
         </w:rPr>
         <w:t xml:space="preserve"> Мир всім.</w:t>
       </w:r>
@@ -6305,25 +6391,17 @@
     </w:p>
     <w:p>
       <w:pPr>
-        <w:spacing w:after="120"/>
-      </w:pPr>
-      <w:r>
-        <w:rPr>
-          <w:rFonts w:ascii="Times New Roman" w:hAnsi="Times New Roman"/>
-          <w:i/>
-          <w:color w:val="FF0000"/>
-          <w:sz w:val="24"/>
-        </w:rPr>
-        <w:t>Священи</w:t>
-      </w:r>
-      <w:r>
-        <w:rPr>
-          <w:rFonts w:ascii="Times New Roman" w:hAnsi="Times New Roman"/>
-          <w:i/>
-          <w:color w:val="FF0000"/>
-          <w:sz w:val="24"/>
-        </w:rPr>
-        <w:t>к:</w:t>
+        <w:pStyle w:val="a"/>
+        <w:spacing w:after="120"/>
+      </w:pPr>
+      <w:r>
+        <w:rPr>
+          <w:rFonts w:ascii="Times New Roman" w:hAnsi="Times New Roman"/>
+          <w:i/>
+          <w:color w:val="FF0000"/>
+          <w:sz w:val="24"/>
+        </w:rPr>
+        <w:t>Священик:</w:t>
       </w:r>
       <w:r>
         <w:rPr>
@@ -6730,49 +6808,35 @@
     </w:p>
     <w:p>
       <w:pPr>
-        <w:spacing w:after="120"/>
-        <w:jc w:val="both"/>
-        <w:rPr>
-          <w:rFonts w:ascii="Times New Roman" w:hAnsi="Times New Roman" w:cs="Times New Roman"/>
-          <w:i/>
-          <w:sz w:val="24"/>
-          <w:szCs w:val="24"/>
-        </w:rPr>
-      </w:pPr>
-      <w:r>
-        <w:rPr>
-          <w:rFonts w:ascii="Times New Roman" w:hAnsi="Times New Roman" w:cs="Times New Roman"/>
-          <w:sz w:val="24"/>
-          <w:szCs w:val="24"/>
-        </w:rPr>
-        <w:t xml:space="preserve">Святий Боже, святий Кріпкий, святий Безсмертний, помилуй нас </w:t>
-      </w:r>
-      <w:r>
-        <w:rPr>
-          <w:rFonts w:ascii="Times New Roman" w:hAnsi="Times New Roman" w:cs="Times New Roman"/>
-          <w:i/>
-          <w:color w:val="FF0000"/>
-          <w:sz w:val="24"/>
-          <w:szCs w:val="24"/>
-        </w:rPr>
-        <w:t>(3 р.)</w:t>
-      </w:r>
-    </w:p>
-    <w:p>
-      <w:pPr>
-        <w:spacing w:after="120"/>
-        <w:jc w:val="both"/>
-        <w:rPr>
-          <w:rFonts w:ascii="Times New Roman" w:hAnsi="Times New Roman" w:cs="Times New Roman"/>
-          <w:sz w:val="24"/>
-          <w:szCs w:val="24"/>
-        </w:rPr>
-      </w:pPr>
-      <w:r>
-        <w:rPr>
-          <w:rFonts w:ascii="Times New Roman" w:hAnsi="Times New Roman" w:cs="Times New Roman"/>
-          <w:sz w:val="24"/>
-          <w:szCs w:val="24"/>
+        <w:pStyle w:val="a"/>
+        <w:spacing w:after="120"/>
+      </w:pPr>
+      <w:r>
+        <w:rPr>
+          <w:rFonts w:ascii="Times New Roman" w:hAnsi="Times New Roman"/>
+          <w:sz w:val="24"/>
+        </w:rPr>
+        <w:t xml:space="preserve">Святий Боже, святий Кріпкий, святий Безсмертний, помилуй нас. </w:t>
+      </w:r>
+      <w:r>
+        <w:rPr>
+          <w:rFonts w:ascii="Times New Roman" w:hAnsi="Times New Roman"/>
+          <w:i/>
+          <w:color w:val="FF0000"/>
+          <w:sz w:val="24"/>
+        </w:rPr>
+        <w:t>(3 р.)</w:t>
+      </w:r>
+    </w:p>
+    <w:p>
+      <w:pPr>
+        <w:pStyle w:val="a"/>
+        <w:spacing w:after="120"/>
+      </w:pPr>
+      <w:r>
+        <w:rPr>
+          <w:rFonts w:ascii="Times New Roman" w:hAnsi="Times New Roman"/>
+          <w:sz w:val="24"/>
         </w:rPr>
         <w:t>Слава Отцю, і Сину, і Святому Духові,* і нині і повсякчас, і на віки віків. Амінь.</w:t>
       </w:r>
@@ -6798,32 +6862,38 @@
     </w:p>
     <w:p>
       <w:pPr>
-        <w:spacing w:after="120"/>
-        <w:jc w:val="both"/>
-        <w:rPr>
-          <w:rFonts w:ascii="Times New Roman" w:hAnsi="Times New Roman" w:cs="Times New Roman"/>
-          <w:i/>
-          <w:sz w:val="24"/>
-          <w:szCs w:val="24"/>
-        </w:rPr>
-      </w:pPr>
-      <w:r>
-        <w:rPr>
-          <w:rFonts w:ascii="Times New Roman" w:hAnsi="Times New Roman" w:cs="Times New Roman"/>
-          <w:sz w:val="24"/>
-          <w:szCs w:val="24"/>
-        </w:rPr>
-        <w:t xml:space="preserve">Господи, помилуй </w:t>
-      </w:r>
-      <w:r>
-        <w:rPr>
-          <w:rFonts w:ascii="Times New Roman" w:hAnsi="Times New Roman" w:cs="Times New Roman"/>
-          <w:i/>
-          <w:color w:val="FF0000"/>
-          <w:sz w:val="24"/>
-          <w:szCs w:val="24"/>
-        </w:rPr>
-        <w:t>(3 р.)</w:t>
+        <w:pStyle w:val="a"/>
+        <w:spacing w:after="120"/>
+      </w:pPr>
+      <w:r>
+        <w:rPr>
+          <w:rFonts w:ascii="Times New Roman" w:hAnsi="Times New Roman"/>
+          <w:sz w:val="24"/>
+        </w:rPr>
+        <w:t>Господи, помилуй</w:t>
+      </w:r>
+      <w:r>
+        <w:rPr>
+          <w:rFonts w:ascii="Times New Roman" w:hAnsi="Times New Roman"/>
+          <w:sz w:val="24"/>
+        </w:rPr>
+        <w:t>.</w:t>
+      </w:r>
+      <w:r>
+        <w:rPr>
+          <w:rFonts w:ascii="Times New Roman" w:hAnsi="Times New Roman"/>
+          <w:sz w:val="24"/>
+        </w:rPr>
+        <w:t xml:space="preserve"> </w:t>
+      </w:r>
+      <w:r>
+        <w:rPr>
+          <w:rFonts w:ascii="Times New Roman" w:hAnsi="Times New Roman"/>
+          <w:i/>
+          <w:color w:val="FF0000"/>
+          <w:sz w:val="24"/>
+        </w:rPr>
+        <w:t>(3 р.)</w:t>
       </w:r>
     </w:p>
     <w:p>
@@ -7176,19 +7246,17 @@
       </w:pPr>
       <w:r>
         <w:rPr>
-          <w:rFonts w:ascii="Times New Roman" w:hAnsi="Times New Roman" w:cs="Times New Roman"/>
+          <w:rFonts w:ascii="Times New Roman" w:hAnsi="Times New Roman"/>
           <w:i/>
           <w:color w:val="FF4400"/>
           <w:sz w:val="24"/>
-          <w:szCs w:val="24"/>
         </w:rPr>
         <w:t>Священик:</w:t>
       </w:r>
       <w:r>
         <w:rPr>
-          <w:rFonts w:ascii="Times New Roman" w:hAnsi="Times New Roman" w:cs="Times New Roman"/>
-          <w:sz w:val="24"/>
-          <w:szCs w:val="24"/>
+          <w:rFonts w:ascii="Times New Roman" w:hAnsi="Times New Roman"/>
+          <w:sz w:val="24"/>
         </w:rPr>
         <w:t xml:space="preserve"> Благословенний Христос, Бог наш, завжди, нині і повсякчас, і на віки віків.</w:t>
       </w:r>
@@ -7243,19 +7311,17 @@
       </w:pPr>
       <w:r>
         <w:rPr>
-          <w:rFonts w:ascii="Times New Roman" w:hAnsi="Times New Roman" w:cs="Times New Roman"/>
+          <w:rFonts w:ascii="Times New Roman" w:hAnsi="Times New Roman"/>
           <w:i/>
           <w:color w:val="FF4400"/>
           <w:sz w:val="24"/>
-          <w:szCs w:val="24"/>
         </w:rPr>
         <w:t>Священик:</w:t>
       </w:r>
       <w:r>
         <w:rPr>
-          <w:rFonts w:ascii="Times New Roman" w:hAnsi="Times New Roman" w:cs="Times New Roman"/>
-          <w:sz w:val="24"/>
-          <w:szCs w:val="24"/>
+          <w:rFonts w:ascii="Times New Roman" w:hAnsi="Times New Roman"/>
+          <w:sz w:val="24"/>
         </w:rPr>
         <w:t xml:space="preserve"> Пресвята Богородице, спаси нас.</w:t>
       </w:r>
@@ -7301,19 +7367,17 @@
       </w:pPr>
       <w:r>
         <w:rPr>
-          <w:rFonts w:ascii="Times New Roman" w:hAnsi="Times New Roman" w:cs="Times New Roman"/>
+          <w:rFonts w:ascii="Times New Roman" w:hAnsi="Times New Roman"/>
           <w:i/>
           <w:color w:val="FF4400"/>
           <w:sz w:val="24"/>
-          <w:szCs w:val="24"/>
         </w:rPr>
         <w:t>Священик:</w:t>
       </w:r>
       <w:r>
         <w:rPr>
-          <w:rFonts w:ascii="Times New Roman" w:hAnsi="Times New Roman" w:cs="Times New Roman"/>
-          <w:sz w:val="24"/>
-          <w:szCs w:val="24"/>
+          <w:rFonts w:ascii="Times New Roman" w:hAnsi="Times New Roman"/>
+          <w:sz w:val="24"/>
         </w:rPr>
         <w:t xml:space="preserve"> Слава тобі, Христе Боже, надіє наша, слава тобі!</w:t>
       </w:r>
@@ -7354,7 +7418,7 @@
           <w:sz w:val="24"/>
           <w:szCs w:val="24"/>
         </w:rPr>
-        <w:t>(3 р.)</w:t>
+        <w:t>(3 р.)</w:t>
       </w:r>
       <w:r>
         <w:rPr>
@@ -7375,45 +7439,35 @@
       </w:r>
     </w:p>
     <w:p>
-      <w:pPr>
-        <w:jc w:val="both"/>
-        <w:rPr>
-          <w:rFonts w:ascii="Times New Roman" w:hAnsi="Times New Roman" w:cs="Times New Roman"/>
-        </w:rPr>
-      </w:pPr>
-      <w:r>
-        <w:rPr>
-          <w:rFonts w:ascii="Times New Roman" w:hAnsi="Times New Roman" w:cs="Times New Roman"/>
+      <w:r>
+        <w:rPr>
+          <w:rFonts w:ascii="Times New Roman" w:hAnsi="Times New Roman"/>
           <w:i/>
           <w:color w:val="FF4400"/>
           <w:sz w:val="24"/>
-          <w:szCs w:val="24"/>
         </w:rPr>
         <w:t>Священик:</w:t>
       </w:r>
       <w:r>
         <w:rPr>
-          <w:rFonts w:ascii="Times New Roman" w:hAnsi="Times New Roman" w:cs="Times New Roman"/>
-          <w:sz w:val="24"/>
-          <w:szCs w:val="24"/>
+          <w:rFonts w:ascii="Times New Roman" w:hAnsi="Times New Roman"/>
+          <w:sz w:val="24"/>
         </w:rPr>
         <w:t xml:space="preserve"> Христос, що воскрес із мертвих, істинний Бог наш - молитвами пречистої Своєї Матері, святих славних і всехвальних апостолів, святого, </w:t>
       </w:r>
       <w:r>
         <w:rPr>
-          <w:rFonts w:ascii="Times New Roman" w:hAnsi="Times New Roman" w:cs="Times New Roman"/>
+          <w:rFonts w:ascii="Times New Roman" w:hAnsi="Times New Roman"/>
           <w:i/>
           <w:color w:val="FF4400"/>
           <w:sz w:val="24"/>
-          <w:szCs w:val="24"/>
         </w:rPr>
         <w:t>якого є храм</w:t>
       </w:r>
       <w:r>
         <w:rPr>
-          <w:rFonts w:ascii="Times New Roman" w:hAnsi="Times New Roman" w:cs="Times New Roman"/>
-          <w:sz w:val="24"/>
-          <w:szCs w:val="24"/>
+          <w:rFonts w:ascii="Times New Roman" w:hAnsi="Times New Roman"/>
+          <w:sz w:val="24"/>
         </w:rPr>
         <w:t>, повернення мощів святого апостола Вартоломея, святого апостола Тита і всіх святих - помилує і спасе нас як благий і людинолюбний.</w:t>
       </w:r>
@@ -7509,7 +7563,7 @@
           <w:sz w:val="24"/>
           <w:szCs w:val="24"/>
         </w:rPr>
-        <w:t xml:space="preserve">(г. 6): </w:t>
+        <w:t xml:space="preserve">(г. 6): </w:t>
       </w:r>
       <w:r>
         <w:rPr>
@@ -7587,19 +7641,17 @@
       </w:pPr>
       <w:r>
         <w:rPr>
-          <w:rFonts w:ascii="Times New Roman" w:hAnsi="Times New Roman" w:cs="Times New Roman"/>
+          <w:rFonts w:ascii="Times New Roman" w:hAnsi="Times New Roman"/>
           <w:i/>
           <w:color w:val="FF4400"/>
           <w:sz w:val="24"/>
-          <w:szCs w:val="24"/>
         </w:rPr>
         <w:t>Священик:</w:t>
       </w:r>
       <w:r>
         <w:rPr>
-          <w:rFonts w:ascii="Times New Roman" w:hAnsi="Times New Roman" w:cs="Times New Roman"/>
-          <w:sz w:val="24"/>
-          <w:szCs w:val="24"/>
+          <w:rFonts w:ascii="Times New Roman" w:hAnsi="Times New Roman"/>
+          <w:sz w:val="24"/>
         </w:rPr>
         <w:t xml:space="preserve"> Слава святій, одноістотній, животворящій і нероздільній Тройці, завжди, нині і повсякчас, і на віки віків.</w:t>
       </w:r>
@@ -7660,7 +7712,7 @@
           <w:sz w:val="24"/>
           <w:szCs w:val="24"/>
         </w:rPr>
-        <w:t>(3 р.)</w:t>
+        <w:t>(3 р.)</w:t>
       </w:r>
       <w:r>
         <w:rPr>
@@ -7699,7 +7751,7 @@
           <w:sz w:val="24"/>
           <w:szCs w:val="24"/>
         </w:rPr>
-        <w:t>(2 р.)</w:t>
+        <w:t>(2 р.)</w:t>
       </w:r>
       <w:r>
         <w:rPr>
@@ -9905,7 +9957,7 @@
           <w:sz w:val="24"/>
           <w:szCs w:val="24"/>
         </w:rPr>
-        <w:t>(3 р.)</w:t>
+        <w:t>(3 р.)</w:t>
       </w:r>
     </w:p>
     <w:p>
@@ -9984,7 +10036,7 @@
           <w:sz w:val="24"/>
           <w:szCs w:val="24"/>
         </w:rPr>
-        <w:t>1. </w:t>
+        <w:t xml:space="preserve">1. </w:t>
       </w:r>
       <w:r>
         <w:rPr>
@@ -10014,7 +10066,7 @@
           <w:sz w:val="24"/>
           <w:szCs w:val="24"/>
         </w:rPr>
-        <w:t>2. </w:t>
+        <w:t xml:space="preserve">2. </w:t>
       </w:r>
       <w:r>
         <w:rPr>
@@ -10053,7 +10105,7 @@
           <w:sz w:val="24"/>
           <w:szCs w:val="24"/>
         </w:rPr>
-        <w:t xml:space="preserve"> Від ночі лине дух наш до тебе, Боже, бо світлом є повеління твої. Навчи нас, Боже, правди твоєї, заповідей твоїх і виправдань твоїх. Просвіти наші духовні очі, щоб ми не заснули в гріхах на смерть. Віджени всяку мряку від сердець наших, даруй нам сонце правди і </w:t>
+        <w:t xml:space="preserve"> Від ночі лине дух наш до тебе, Боже, бо світлом є повеління твої. Навчи нас, Боже, правди твоєї, заповідей твоїх і виправдань твоїх. Просвіти наші духовні очі, щоб ми не заснули в гріхах на смерть. Віджени всяку мряку від сердець наших, даруй нам сонце правди і </w:t>
       </w:r>
       <w:r>
         <w:rPr>
@@ -10093,7 +10145,7 @@
           <w:sz w:val="24"/>
           <w:szCs w:val="24"/>
         </w:rPr>
-        <w:t> Владико, Боже святий і неосяжний, що казав із темряви світлові засіяти, що заспокоїв нас у нічному сні й підвів до величання і моління твоєї доброти! Ти, що даєш себе умолити задля свого милосердя, прийми і нині нас, що поклоняємося тобі й по силі дякуємо тобі; і даруй нам те, чого просимо задля спасіння. Вчини нас синами світла і дня та спадкоємцями вічних твоїх дібр. Пом'яни, Господи, за багатством ласк твоїх усіх людей, що є і моляться з нами, і всю братію нашу на землі й на морі, і на всякому місці володіння твого, що потребують твоєї любови й помочі. Усім вияви велику твою милість, щоб спасенні, як душею так і тілом, завжди перебували й відважно славили чудне й благословенне ім'я твоє, бо ти Бог милости і ласк, і любови, і тобі славу віддаємо: Отцю, і Сину, і Святому Духові, нині і повсякчас, і на віки віків. Амінь.</w:t>
+        <w:t xml:space="preserve"> Владико, Боже святий і неосяжний, що казав із темряви світлові засіяти, що заспокоїв нас у нічному сні й підвів до величання і моління твоєї доброти! Ти, що даєш себе умолити задля свого милосердя, прийми і нині нас, що поклоняємося тобі й по силі дякуємо тобі; і даруй нам те, чого просимо задля спасіння. Вчини нас синами світла і дня та спадкоємцями вічних твоїх дібр. Пом'яни, Господи, за багатством ласк твоїх усіх людей, що є і моляться з нами, і всю братію нашу на землі й на морі, і на всякому місці володіння твого, що потребують твоєї любови й помочі. Усім вияви велику твою милість, щоб спасенні, як душею так і тілом, завжди перебували й відважно славили чудне й благословенне ім'я твоє, бо ти Бог милости і ласк, і любови, і тобі славу віддаємо: Отцю, і Сину, і Святому Духові, нині і повсякчас, і на віки віків. Амінь.</w:t>
       </w:r>
     </w:p>
     <w:p>
@@ -10123,7 +10175,7 @@
           <w:sz w:val="24"/>
           <w:szCs w:val="24"/>
         </w:rPr>
-        <w:t> Скарбе добра, джерело невисихаюче, Отче святий, чудотворче всесильний і вседержителю! Усі тобі поклоняємося і тобі молимося та твої милості і твої ласки призиваємо на поміч і на заступництво нашій смиренності. Пом'яни, Господи, слуг твоїх, прийми від усіх нас ранішні моління, як кадило перед тобою; ні одного з нас не вчини нездатним, але всіх нас зберігай ласками твоїми. Пом'яни, Господи, тих, що чувають і співають на славу твою і єдинородного твого Сина і Бога нашого, і Святого твого Духа. Будь їм помічником і заступником; прийми їх молитви на наднебесний і духовний твій жертовник, бо ти Бог наш, і Тобі славу віддаємо: Отцю, і Сину, і Святому Духові, нині і повсякчас, і на віки віків. Амінь.</w:t>
+        <w:t xml:space="preserve"> Скарбе добра, джерело невисихаюче, Отче святий, чудотворче всесильний і вседержителю! Усі тобі поклоняємося і тобі молимося та твої милості і твої ласки призиваємо на поміч і на заступництво нашій смиренності. Пом'яни, Господи, слуг твоїх, прийми від усіх нас ранішні моління, як кадило перед тобою; ні одного з нас не вчини нездатним, але всіх нас зберігай ласками твоїми. Пом'яни, Господи, тих, що чувають і співають на славу твою і єдинородного твого Сина і Бога нашого, і Святого твого Духа. Будь їм помічником і заступником; прийми їх молитви на наднебесний і духовний твій жертовник, бо ти Бог наш, і Тобі славу віддаємо: Отцю, і Сину, і Святому Духові, нині і повсякчас, і на віки віків. Амінь.</w:t>
       </w:r>
     </w:p>
     <w:p>
@@ -10144,7 +10196,7 @@
           <w:sz w:val="24"/>
           <w:szCs w:val="24"/>
         </w:rPr>
-        <w:t>6. </w:t>
+        <w:t xml:space="preserve">6. </w:t>
       </w:r>
       <w:r>
         <w:rPr>
@@ -10183,7 +10235,7 @@
           <w:sz w:val="24"/>
           <w:szCs w:val="24"/>
         </w:rPr>
-        <w:t> Боже й Отче Господа нашого Ісуса Христа! Ти підніс нас з постелі нашої і зібрав на годину молитви. Дай нам ласку відкрити уста наші і прийми наші подяки, що в наших силах, і навчи нас установ твоїх. Бо молитися як слід не вміємо, якщо ти, Господи, святим твоїм Духом не навчиш нас. Тому молимося тобі: Даруй і прости, якщо ми згрішили аж до теперішньої години словом або ділом, або думкою, добровільно або недобровільно. Бо коли на провини будеш дивитися, Господи, Господи, то хто встоїться, бо в тебе є прощення. Ти один святий, допоміжник сильний, захисник життя нашого, і тебе ми завжди оспівуватимемо. Нехай буде сила Царства твого завжди благословенна і вельми прославлювана: Отця, і Сина, і Святого Духа, нині і повсякчас, і на віки віків. Амінь.</w:t>
+        <w:t xml:space="preserve"> Боже й Отче Господа нашого Ісуса Христа! Ти підніс нас з постелі нашої і зібрав на годину молитви. Дай нам ласку відкрити уста наші і прийми наші подяки, що в наших силах, і навчи нас установ твоїх. Бо молитися як слід не вміємо, якщо ти, Господи, святим твоїм Духом не навчиш нас. Тому молимося тобі: Даруй і прости, якщо ми згрішили аж до теперішньої години словом або ділом, або думкою, добровільно або недобровільно. Бо коли на провини будеш дивитися, Господи, Господи, то хто встоїться, бо в тебе є прощення. Ти один святий, допоміжник сильний, захисник життя нашого, і тебе ми завжди оспівуватимемо. Нехай буде сила Царства твого завжди благословенна і вельми прославлювана: Отця, і Сина, і Святого Духа, нині і повсякчас, і на віки віків. Амінь.</w:t>
       </w:r>
     </w:p>
     <w:p>
@@ -10204,7 +10256,7 @@
           <w:sz w:val="24"/>
           <w:szCs w:val="24"/>
         </w:rPr>
-        <w:t>8. </w:t>
+        <w:t xml:space="preserve">8. </w:t>
       </w:r>
       <w:r>
         <w:rPr>
@@ -10243,7 +10295,7 @@
           <w:sz w:val="24"/>
           <w:szCs w:val="24"/>
         </w:rPr>
-        <w:t xml:space="preserve"> Господи, Боже наш! Ти за покаяння дарував людям відпущення, нам же, як образ пізнання і визнання гріхів, показав покаяння і прощення пророка Давида. Тож, Владико, </w:t>
+        <w:t xml:space="preserve"> Господи, Боже наш! Ти за покаяння дарував людям відпущення, нам же, як образ пізнання і визнання гріхів, показав покаяння і прощення пророка Давида. Тож, Владико, </w:t>
       </w:r>
       <w:r>
         <w:rPr>
@@ -10283,28 +10335,28 @@
           <w:sz w:val="24"/>
           <w:szCs w:val="24"/>
         </w:rPr>
-        <w:t> Боже, Боже наш! Ти сотворив розумні й духовні сили своєю волею. Тебе просимо й тобі молимося: Прийми наші посильні величання з усіма твоїми творіннями і збагати щедрими даруваннями твоєї ласки. Бо перед тобою згинається всяке коліно: на небі, на землі й під землею, і все, що живе, і все створіння оспівує неосяжну твою славу, бо ти Бог правдивий і вельми милостивий. Тебе бо хвалять усі небесні сили, і тобі славу віддаємо: Отцю, і Сину, і Святому Духові, нині і повсякчас, і на віки віків. Амінь.</w:t>
-      </w:r>
-    </w:p>
-    <w:p>
-      <w:pPr>
-        <w:spacing w:after="120"/>
-        <w:jc w:val="both"/>
-        <w:rPr>
-          <w:rFonts w:ascii="Times New Roman" w:hAnsi="Times New Roman" w:cs="Times New Roman"/>
-          <w:color w:val="FF0000"/>
-          <w:sz w:val="24"/>
-          <w:szCs w:val="24"/>
-        </w:rPr>
-      </w:pPr>
-      <w:r>
-        <w:rPr>
-          <w:rFonts w:ascii="Times New Roman" w:hAnsi="Times New Roman" w:cs="Times New Roman"/>
-          <w:color w:val="FF0000"/>
-          <w:sz w:val="24"/>
-          <w:szCs w:val="24"/>
-        </w:rPr>
-        <w:t>11. </w:t>
+        <w:t xml:space="preserve"> Боже, Боже наш! Ти сотворив розумні й духовні сили своєю волею. Тебе просимо й тобі молимося: Прийми наші посильні величання з усіма твоїми творіннями і збагати щедрими даруваннями твоєї ласки. Бо перед тобою згинається всяке коліно: на небі, на землі й під землею, і все, що живе, і все створіння оспівує неосяжну твою славу, бо ти Бог правдивий і вельми милостивий. Тебе бо хвалять усі небесні сили, і тобі славу віддаємо: Отцю, і Сину, і Святому Духові, нині і повсякчас, і на віки віків. Амінь.</w:t>
+      </w:r>
+    </w:p>
+    <w:p>
+      <w:pPr>
+        <w:spacing w:after="120"/>
+        <w:jc w:val="both"/>
+        <w:rPr>
+          <w:rFonts w:ascii="Times New Roman" w:hAnsi="Times New Roman" w:cs="Times New Roman"/>
+          <w:color w:val="FF0000"/>
+          <w:sz w:val="24"/>
+          <w:szCs w:val="24"/>
+        </w:rPr>
+      </w:pPr>
+      <w:r>
+        <w:rPr>
+          <w:rFonts w:ascii="Times New Roman" w:hAnsi="Times New Roman" w:cs="Times New Roman"/>
+          <w:color w:val="FF0000"/>
+          <w:sz w:val="24"/>
+          <w:szCs w:val="24"/>
+        </w:rPr>
+        <w:t xml:space="preserve">11. </w:t>
       </w:r>
       <w:r>
         <w:rPr>
@@ -12577,7 +12629,7 @@
           <w:sz w:val="24"/>
           <w:szCs w:val="24"/>
         </w:rPr>
-        <w:t>(3 р.)</w:t>
+        <w:t>(3 р.)</w:t>
       </w:r>
     </w:p>
     <w:p>
@@ -12779,21 +12831,19 @@
       </w:pPr>
       <w:r>
         <w:rPr>
-          <w:rFonts w:ascii="Times New Roman" w:hAnsi="Times New Roman" w:cs="Times New Roman"/>
+          <w:rFonts w:ascii="Times New Roman" w:hAnsi="Times New Roman"/>
           <w:i/>
           <w:color w:val="FF4400"/>
           <w:sz w:val="24"/>
-          <w:szCs w:val="24"/>
         </w:rPr>
         <w:t>Священик:</w:t>
       </w:r>
       <w:r>
         <w:rPr>
-          <w:rFonts w:ascii="Times New Roman" w:hAnsi="Times New Roman" w:cs="Times New Roman"/>
-          <w:sz w:val="24"/>
-          <w:szCs w:val="24"/>
-        </w:rPr>
-        <w:t> Бо благословилося ім'я Твоє і прославилося царство Твоє, Отця, і Сина, і Святого Духа, нині і повсякчас, і на віки віків.</w:t>
+          <w:rFonts w:ascii="Times New Roman" w:hAnsi="Times New Roman"/>
+          <w:sz w:val="24"/>
+        </w:rPr>
+        <w:t xml:space="preserve"> Бо благословилося ім'я Твоє і прославилося царство Твоє, Отця, і Сина, і Святого Духа, нині і повсякчас, і на віки віків.</w:t>
       </w:r>
     </w:p>
     <w:p>
@@ -13357,19 +13407,17 @@
       </w:pPr>
       <w:r>
         <w:rPr>
-          <w:rFonts w:ascii="Times New Roman" w:hAnsi="Times New Roman" w:cs="Times New Roman"/>
+          <w:rFonts w:ascii="Times New Roman" w:hAnsi="Times New Roman"/>
           <w:i/>
           <w:color w:val="FF4400"/>
           <w:sz w:val="24"/>
-          <w:szCs w:val="24"/>
         </w:rPr>
         <w:t>Священик:</w:t>
       </w:r>
       <w:r>
         <w:rPr>
-          <w:rFonts w:ascii="Times New Roman" w:hAnsi="Times New Roman" w:cs="Times New Roman"/>
-          <w:sz w:val="24"/>
-          <w:szCs w:val="24"/>
+          <w:rFonts w:ascii="Times New Roman" w:hAnsi="Times New Roman"/>
+          <w:sz w:val="24"/>
         </w:rPr>
         <w:t xml:space="preserve"> Мир всім.</w:t>
       </w:r>
@@ -13610,6 +13658,7 @@
     </w:p>
     <w:p>
       <w:pPr>
+        <w:pStyle w:val="a"/>
         <w:spacing w:after="120"/>
       </w:pPr>
       <w:r>
@@ -13865,7 +13914,7 @@
           <w:sz w:val="24"/>
           <w:szCs w:val="24"/>
         </w:rPr>
-        <w:t>(3 р.)</w:t>
+        <w:t>(3 р.)</w:t>
       </w:r>
       <w:r>
         <w:rPr>
@@ -13908,19 +13957,17 @@
       </w:pPr>
       <w:r>
         <w:rPr>
-          <w:rFonts w:ascii="Times New Roman" w:hAnsi="Times New Roman" w:cs="Times New Roman"/>
+          <w:rFonts w:ascii="Times New Roman" w:hAnsi="Times New Roman"/>
           <w:i/>
           <w:color w:val="FF4400"/>
           <w:sz w:val="24"/>
-          <w:szCs w:val="24"/>
         </w:rPr>
         <w:t>Священик:</w:t>
       </w:r>
       <w:r>
         <w:rPr>
-          <w:rFonts w:ascii="Times New Roman" w:hAnsi="Times New Roman" w:cs="Times New Roman"/>
-          <w:sz w:val="24"/>
-          <w:szCs w:val="24"/>
+          <w:rFonts w:ascii="Times New Roman" w:hAnsi="Times New Roman"/>
+          <w:sz w:val="24"/>
         </w:rPr>
         <w:t xml:space="preserve"> Мир всім!</w:t>
       </w:r>
@@ -13966,39 +14013,19 @@
       </w:pPr>
       <w:r>
         <w:rPr>
-          <w:rFonts w:ascii="Times New Roman" w:hAnsi="Times New Roman" w:cs="Times New Roman"/>
+          <w:rFonts w:ascii="Times New Roman" w:hAnsi="Times New Roman"/>
           <w:i/>
           <w:color w:val="FF4400"/>
           <w:sz w:val="24"/>
-          <w:szCs w:val="24"/>
         </w:rPr>
         <w:t>Священик:</w:t>
       </w:r>
       <w:r>
         <w:rPr>
-          <w:rFonts w:ascii="Times New Roman" w:hAnsi="Times New Roman" w:cs="Times New Roman"/>
-          <w:sz w:val="24"/>
-          <w:szCs w:val="24"/>
-        </w:rPr>
-        <w:t xml:space="preserve"> Від </w:t>
-      </w:r>
-      <w:r>
-        <w:rPr>
-          <w:rFonts w:ascii="Times New Roman" w:hAnsi="Times New Roman" w:cs="Times New Roman"/>
-          <w:i/>
-          <w:color w:val="FF0000"/>
-          <w:sz w:val="24"/>
-          <w:szCs w:val="24"/>
-        </w:rPr>
-        <w:t>Марка</w:t>
-      </w:r>
-      <w:r>
-        <w:rPr>
-          <w:rFonts w:ascii="Times New Roman" w:hAnsi="Times New Roman" w:cs="Times New Roman"/>
-          <w:sz w:val="24"/>
-          <w:szCs w:val="24"/>
-        </w:rPr>
-        <w:t xml:space="preserve"> святого Євангелія читання.</w:t>
+          <w:rFonts w:ascii="Times New Roman" w:hAnsi="Times New Roman"/>
+          <w:sz w:val="24"/>
+        </w:rPr>
+        <w:t xml:space="preserve"> Від Марка святого Євангелія читання.</w:t>
       </w:r>
     </w:p>
     <w:p>
@@ -14192,7 +14219,7 @@
           <w:sz w:val="24"/>
           <w:szCs w:val="24"/>
         </w:rPr>
-        <w:t xml:space="preserve">(г. 6): </w:t>
+        <w:t xml:space="preserve">(г. 6): </w:t>
       </w:r>
       <w:r>
         <w:rPr>
@@ -14701,7 +14728,7 @@
           <w:sz w:val="24"/>
           <w:szCs w:val="24"/>
         </w:rPr>
-        <w:t>(г. 6):</w:t>
+        <w:t>(г. 6):</w:t>
       </w:r>
       <w:r>
         <w:rPr>
@@ -14915,7 +14942,7 @@
           <w:sz w:val="24"/>
           <w:szCs w:val="24"/>
         </w:rPr>
-        <w:t>(12 р.)</w:t>
+        <w:t>(12 р.)</w:t>
       </w:r>
       <w:r>
         <w:rPr>
@@ -15072,7 +15099,7 @@
           <w:sz w:val="24"/>
           <w:szCs w:val="24"/>
         </w:rPr>
-        <w:t>Ірмос 1</w:t>
+        <w:t>Ірмос 1</w:t>
       </w:r>
       <w:r>
         <w:rPr>
@@ -15288,7 +15315,7 @@
           <w:sz w:val="24"/>
           <w:szCs w:val="24"/>
         </w:rPr>
-        <w:t>Ірмос 3</w:t>
+        <w:t>Ірмос 3</w:t>
       </w:r>
       <w:r>
         <w:rPr>
@@ -15685,7 +15712,7 @@
           <w:sz w:val="24"/>
           <w:szCs w:val="24"/>
         </w:rPr>
-        <w:t>Священник: </w:t>
+        <w:t xml:space="preserve">Священник: </w:t>
       </w:r>
       <w:r>
         <w:rPr>
@@ -15773,8 +15800,7 @@
           <w:sz w:val="24"/>
           <w:szCs w:val="24"/>
         </w:rPr>
-        <w:lastRenderedPageBreak/>
-        <w:t>Ірмос 4</w:t>
+        <w:t>Ірмос 4</w:t>
       </w:r>
       <w:r>
         <w:rPr>
@@ -15987,7 +16013,7 @@
           <w:sz w:val="24"/>
           <w:szCs w:val="24"/>
         </w:rPr>
-        <w:t>Ірмос 5</w:t>
+        <w:t>Ірмос 5</w:t>
       </w:r>
       <w:r>
         <w:rPr>
@@ -16202,7 +16228,7 @@
           <w:sz w:val="24"/>
           <w:szCs w:val="24"/>
         </w:rPr>
-        <w:t>Ірмос 6</w:t>
+        <w:t>Ірмос 6</w:t>
       </w:r>
       <w:r>
         <w:rPr>
@@ -16602,7 +16628,7 @@
           <w:sz w:val="24"/>
           <w:szCs w:val="24"/>
         </w:rPr>
-        <w:t>Священник: </w:t>
+        <w:t xml:space="preserve">Священник: </w:t>
       </w:r>
       <w:r>
         <w:rPr>
@@ -16736,7 +16762,7 @@
           <w:sz w:val="24"/>
           <w:szCs w:val="24"/>
         </w:rPr>
-        <w:t>Ірмос 7</w:t>
+        <w:t>Ірмос 7</w:t>
       </w:r>
       <w:r>
         <w:rPr>
@@ -16951,7 +16977,7 @@
           <w:sz w:val="24"/>
           <w:szCs w:val="24"/>
         </w:rPr>
-        <w:t>Ірмос 8</w:t>
+        <w:t>Ірмос 8</w:t>
       </w:r>
       <w:r>
         <w:rPr>
@@ -17817,21 +17843,19 @@
       </w:pPr>
       <w:r>
         <w:rPr>
-          <w:rFonts w:ascii="Times New Roman" w:hAnsi="Times New Roman" w:cs="Times New Roman"/>
+          <w:rFonts w:ascii="Times New Roman" w:hAnsi="Times New Roman"/>
           <w:i/>
           <w:color w:val="FF4400"/>
           <w:sz w:val="24"/>
-          <w:szCs w:val="24"/>
         </w:rPr>
         <w:t>Священик:</w:t>
       </w:r>
       <w:r>
         <w:rPr>
-          <w:rFonts w:ascii="Times New Roman" w:hAnsi="Times New Roman" w:cs="Times New Roman"/>
-          <w:sz w:val="24"/>
-          <w:szCs w:val="24"/>
-        </w:rPr>
-        <w:t> Бо Тебе хвалять усі сили небесні і Тобі славу возсилаємо: Отцю, і Сину, і Святому Духові, нині і повсякчас, і на віки віків.</w:t>
+          <w:rFonts w:ascii="Times New Roman" w:hAnsi="Times New Roman"/>
+          <w:sz w:val="24"/>
+        </w:rPr>
+        <w:t xml:space="preserve"> Бо Тебе хвалять усі сили небесні і Тобі славу возсилаємо: Отцю, і Сину, і Святому Духові, нині і повсякчас, і на віки віків.</w:t>
       </w:r>
     </w:p>
     <w:p>
@@ -19235,7 +19259,7 @@
           <w:sz w:val="24"/>
           <w:szCs w:val="24"/>
         </w:rPr>
-        <w:t>(г. 2):</w:t>
+        <w:t>(г. 2):</w:t>
       </w:r>
       <w:r>
         <w:rPr>
@@ -19339,19 +19363,17 @@
       </w:pPr>
       <w:r>
         <w:rPr>
-          <w:rFonts w:ascii="Times New Roman" w:hAnsi="Times New Roman" w:cs="Times New Roman"/>
+          <w:rFonts w:ascii="Times New Roman" w:hAnsi="Times New Roman"/>
           <w:i/>
           <w:color w:val="FF4400"/>
           <w:sz w:val="24"/>
-          <w:szCs w:val="24"/>
         </w:rPr>
         <w:t>Священик:</w:t>
       </w:r>
       <w:r>
         <w:rPr>
-          <w:rFonts w:ascii="Times New Roman" w:hAnsi="Times New Roman" w:cs="Times New Roman"/>
-          <w:sz w:val="24"/>
-          <w:szCs w:val="24"/>
+          <w:rFonts w:ascii="Times New Roman" w:hAnsi="Times New Roman"/>
+          <w:sz w:val="24"/>
         </w:rPr>
         <w:t xml:space="preserve"> Слава Тобі, що Світло нам показав! </w:t>
       </w:r>
@@ -19768,7 +19790,7 @@
           <w:sz w:val="24"/>
           <w:szCs w:val="24"/>
         </w:rPr>
-        <w:t>(3 р.)</w:t>
+        <w:t>(3 р.)</w:t>
       </w:r>
     </w:p>
     <w:p>
@@ -20688,21 +20710,19 @@
       </w:pPr>
       <w:r>
         <w:rPr>
-          <w:rFonts w:ascii="Times New Roman" w:hAnsi="Times New Roman" w:cs="Times New Roman"/>
+          <w:rFonts w:ascii="Times New Roman" w:hAnsi="Times New Roman"/>
           <w:i/>
           <w:color w:val="FF4400"/>
           <w:sz w:val="24"/>
-          <w:szCs w:val="24"/>
         </w:rPr>
         <w:t>Священик:</w:t>
       </w:r>
       <w:r>
         <w:rPr>
-          <w:rFonts w:ascii="Times New Roman" w:hAnsi="Times New Roman" w:cs="Times New Roman"/>
-          <w:sz w:val="24"/>
-          <w:szCs w:val="24"/>
-        </w:rPr>
-        <w:t xml:space="preserve"> Бо Ти – Бог милости, ласк і людинолюбности, і Тобі славу віддаємо, Отцю, і Сину, і Святому Духові, нині, і повсякчас, і на віки віків.</w:t>
+          <w:rFonts w:ascii="Times New Roman" w:hAnsi="Times New Roman"/>
+          <w:sz w:val="24"/>
+        </w:rPr>
+        <w:t xml:space="preserve"> Бо Ти – Бог милости, ласк і людинолюбности, і Тобі славу віддаємо, Отцю, і Сину, і Святому Духові, нині, і повсякчас, і на віки віків.</w:t>
       </w:r>
     </w:p>
     <w:p>
@@ -20755,19 +20775,17 @@
       </w:pPr>
       <w:r>
         <w:rPr>
-          <w:rFonts w:ascii="Times New Roman" w:hAnsi="Times New Roman" w:cs="Times New Roman"/>
+          <w:rFonts w:ascii="Times New Roman" w:hAnsi="Times New Roman"/>
           <w:i/>
           <w:color w:val="FF4400"/>
           <w:sz w:val="24"/>
-          <w:szCs w:val="24"/>
         </w:rPr>
         <w:t>Священик:</w:t>
       </w:r>
       <w:r>
         <w:rPr>
-          <w:rFonts w:ascii="Times New Roman" w:hAnsi="Times New Roman" w:cs="Times New Roman"/>
-          <w:sz w:val="24"/>
-          <w:szCs w:val="24"/>
+          <w:rFonts w:ascii="Times New Roman" w:hAnsi="Times New Roman"/>
+          <w:sz w:val="24"/>
         </w:rPr>
         <w:t xml:space="preserve"> Мир всім.</w:t>
       </w:r>
@@ -21072,19 +21090,17 @@
       </w:pPr>
       <w:r>
         <w:rPr>
-          <w:rFonts w:ascii="Times New Roman" w:hAnsi="Times New Roman" w:cs="Times New Roman"/>
+          <w:rFonts w:ascii="Times New Roman" w:hAnsi="Times New Roman"/>
           <w:i/>
           <w:color w:val="FF4400"/>
           <w:sz w:val="24"/>
-          <w:szCs w:val="24"/>
         </w:rPr>
         <w:t>Священик:</w:t>
       </w:r>
       <w:r>
         <w:rPr>
-          <w:rFonts w:ascii="Times New Roman" w:hAnsi="Times New Roman" w:cs="Times New Roman"/>
-          <w:sz w:val="24"/>
-          <w:szCs w:val="24"/>
+          <w:rFonts w:ascii="Times New Roman" w:hAnsi="Times New Roman"/>
+          <w:sz w:val="24"/>
         </w:rPr>
         <w:t xml:space="preserve"> Благословенний Христос, Бог наш, завжди, нині і повсякчас, і на віки віків.</w:t>
       </w:r>
@@ -21139,19 +21155,17 @@
       </w:pPr>
       <w:r>
         <w:rPr>
-          <w:rFonts w:ascii="Times New Roman" w:hAnsi="Times New Roman" w:cs="Times New Roman"/>
+          <w:rFonts w:ascii="Times New Roman" w:hAnsi="Times New Roman"/>
           <w:i/>
           <w:color w:val="FF4400"/>
           <w:sz w:val="24"/>
-          <w:szCs w:val="24"/>
         </w:rPr>
         <w:t>Священик:</w:t>
       </w:r>
       <w:r>
         <w:rPr>
-          <w:rFonts w:ascii="Times New Roman" w:hAnsi="Times New Roman" w:cs="Times New Roman"/>
-          <w:sz w:val="24"/>
-          <w:szCs w:val="24"/>
+          <w:rFonts w:ascii="Times New Roman" w:hAnsi="Times New Roman"/>
+          <w:sz w:val="24"/>
         </w:rPr>
         <w:t xml:space="preserve"> Пресвята Богородице, спаси нас.</w:t>
       </w:r>
@@ -21197,19 +21211,17 @@
       </w:pPr>
       <w:r>
         <w:rPr>
-          <w:rFonts w:ascii="Times New Roman" w:hAnsi="Times New Roman" w:cs="Times New Roman"/>
+          <w:rFonts w:ascii="Times New Roman" w:hAnsi="Times New Roman"/>
           <w:i/>
           <w:color w:val="FF4400"/>
           <w:sz w:val="24"/>
-          <w:szCs w:val="24"/>
         </w:rPr>
         <w:t>Священик:</w:t>
       </w:r>
       <w:r>
         <w:rPr>
-          <w:rFonts w:ascii="Times New Roman" w:hAnsi="Times New Roman" w:cs="Times New Roman"/>
-          <w:sz w:val="24"/>
-          <w:szCs w:val="24"/>
+          <w:rFonts w:ascii="Times New Roman" w:hAnsi="Times New Roman"/>
+          <w:sz w:val="24"/>
         </w:rPr>
         <w:t xml:space="preserve"> Слава тобі, Христе Боже, надіє наша, слава тобі!</w:t>
       </w:r>
@@ -21259,7 +21271,7 @@
           <w:sz w:val="24"/>
           <w:szCs w:val="24"/>
         </w:rPr>
-        <w:t>(3 р.)</w:t>
+        <w:t>(3 р.)</w:t>
       </w:r>
       <w:r>
         <w:rPr>
@@ -21280,44 +21292,35 @@
       </w:r>
     </w:p>
     <w:p>
-      <w:pPr>
-        <w:rPr>
-          <w:rFonts w:ascii="Times New Roman" w:hAnsi="Times New Roman" w:cs="Times New Roman"/>
-        </w:rPr>
-      </w:pPr>
-      <w:r>
-        <w:rPr>
-          <w:rFonts w:ascii="Times New Roman" w:hAnsi="Times New Roman" w:cs="Times New Roman"/>
+      <w:r>
+        <w:rPr>
+          <w:rFonts w:ascii="Times New Roman" w:hAnsi="Times New Roman"/>
           <w:i/>
           <w:color w:val="FF4400"/>
           <w:sz w:val="24"/>
-          <w:szCs w:val="24"/>
         </w:rPr>
         <w:t>Священик:</w:t>
       </w:r>
       <w:r>
         <w:rPr>
-          <w:rFonts w:ascii="Times New Roman" w:hAnsi="Times New Roman" w:cs="Times New Roman"/>
-          <w:sz w:val="24"/>
-          <w:szCs w:val="24"/>
+          <w:rFonts w:ascii="Times New Roman" w:hAnsi="Times New Roman"/>
+          <w:sz w:val="24"/>
         </w:rPr>
         <w:t xml:space="preserve"> Христос, що воскрес із мертвих, істинний Бог наш - молитвами пречистої Своєї Матері, святих славних і всехвальних апостолів, святого, </w:t>
       </w:r>
       <w:r>
         <w:rPr>
-          <w:rFonts w:ascii="Times New Roman" w:hAnsi="Times New Roman" w:cs="Times New Roman"/>
+          <w:rFonts w:ascii="Times New Roman" w:hAnsi="Times New Roman"/>
           <w:i/>
           <w:color w:val="FF4400"/>
           <w:sz w:val="24"/>
-          <w:szCs w:val="24"/>
         </w:rPr>
         <w:t>якого є храм</w:t>
       </w:r>
       <w:r>
         <w:rPr>
-          <w:rFonts w:ascii="Times New Roman" w:hAnsi="Times New Roman" w:cs="Times New Roman"/>
-          <w:sz w:val="24"/>
-          <w:szCs w:val="24"/>
+          <w:rFonts w:ascii="Times New Roman" w:hAnsi="Times New Roman"/>
+          <w:sz w:val="24"/>
         </w:rPr>
         <w:t>, повернення мощів святого апостола Вартоломея, святого апостола Тита і всіх святих - помилує і спасе нас як благий і людинолюбний.</w:t>
       </w:r>
